--- a/doc/詞/宋朝/秦觀/秦觀-踏莎行·郴州旅舍.docx
+++ b/doc/詞/宋朝/秦觀/秦觀-踏莎行·郴州旅舍.docx
@@ -1,6 +1,6 @@
 
 <file path=word/document.xml><?xml version="1.0" encoding="utf-8"?>
-<w:document xmlns:wpc="http://schemas.microsoft.com/office/word/2010/wordprocessingCanvas" xmlns:cx="http://schemas.microsoft.com/office/drawing/2014/chartex" xmlns:cx1="http://schemas.microsoft.com/office/drawing/2015/9/8/chartex" xmlns:cx2="http://schemas.microsoft.com/office/drawing/2015/10/21/chartex" xmlns:cx3="http://schemas.microsoft.com/office/drawing/2016/5/9/chartex" xmlns:cx4="http://schemas.microsoft.com/office/drawing/2016/5/10/chartex" xmlns:cx5="http://schemas.microsoft.com/office/drawing/2016/5/11/chartex" xmlns:cx6="http://schemas.microsoft.com/office/drawing/2016/5/12/chartex" xmlns:cx7="http://schemas.microsoft.com/office/drawing/2016/5/13/chartex" xmlns:cx8="http://schemas.microsoft.com/office/drawing/2016/5/14/chartex" xmlns:mc="http://schemas.openxmlformats.org/markup-compatibility/2006" xmlns:aink="http://schemas.microsoft.com/office/drawing/2016/ink" xmlns:am3d="http://schemas.microsoft.com/office/drawing/2017/model3d" xmlns:o="urn:schemas-microsoft-com:office:office" xmlns:oel="http://schemas.microsoft.com/office/2019/extlst" xmlns:r="http://schemas.openxmlformats.org/officeDocument/2006/relationships" xmlns:m="http://schemas.openxmlformats.org/officeDocument/2006/math" xmlns:v="urn:schemas-microsoft-com:vml" xmlns:wp14="http://schemas.microsoft.com/office/word/2010/wordprocessingDrawing" xmlns:wp="http://schemas.openxmlformats.org/drawingml/2006/wordprocessingDrawing" xmlns:w10="urn:schemas-microsoft-com:office:word" xmlns:w="http://schemas.openxmlformats.org/wordprocessingml/2006/main" xmlns:w14="http://schemas.microsoft.com/office/word/2010/wordml" xmlns:w15="http://schemas.microsoft.com/office/word/2012/wordml" xmlns:w16cex="http://schemas.microsoft.com/office/word/2018/wordml/cex" xmlns:w16cid="http://schemas.microsoft.com/office/word/2016/wordml/cid" xmlns:w16="http://schemas.microsoft.com/office/word/2018/wordml" xmlns:w16sdtdh="http://schemas.microsoft.com/office/word/2020/wordml/sdtdatahash" xmlns:w16se="http://schemas.microsoft.com/office/word/2015/wordml/symex" xmlns:wpg="http://schemas.microsoft.com/office/word/2010/wordprocessingGroup" xmlns:wpi="http://schemas.microsoft.com/office/word/2010/wordprocessingInk" xmlns:wne="http://schemas.microsoft.com/office/word/2006/wordml" xmlns:wps="http://schemas.microsoft.com/office/word/2010/wordprocessingShape" mc:Ignorable="w14 w15 w16se w16cid w16 w16cex w16sdtdh wp14">
+<w:document xmlns:wpc="http://schemas.microsoft.com/office/word/2010/wordprocessingCanvas" xmlns:cx="http://schemas.microsoft.com/office/drawing/2014/chartex" xmlns:cx1="http://schemas.microsoft.com/office/drawing/2015/9/8/chartex" xmlns:cx2="http://schemas.microsoft.com/office/drawing/2015/10/21/chartex" xmlns:cx3="http://schemas.microsoft.com/office/drawing/2016/5/9/chartex" xmlns:cx4="http://schemas.microsoft.com/office/drawing/2016/5/10/chartex" xmlns:cx5="http://schemas.microsoft.com/office/drawing/2016/5/11/chartex" xmlns:cx6="http://schemas.microsoft.com/office/drawing/2016/5/12/chartex" xmlns:cx7="http://schemas.microsoft.com/office/drawing/2016/5/13/chartex" xmlns:cx8="http://schemas.microsoft.com/office/drawing/2016/5/14/chartex" xmlns:mc="http://schemas.openxmlformats.org/markup-compatibility/2006" xmlns:aink="http://schemas.microsoft.com/office/drawing/2016/ink" xmlns:am3d="http://schemas.microsoft.com/office/drawing/2017/model3d" xmlns:o="urn:schemas-microsoft-com:office:office" xmlns:oel="http://schemas.microsoft.com/office/2019/extlst" xmlns:r="http://schemas.openxmlformats.org/officeDocument/2006/relationships" xmlns:m="http://schemas.openxmlformats.org/officeDocument/2006/math" xmlns:v="urn:schemas-microsoft-com:vml" xmlns:wp14="http://schemas.microsoft.com/office/word/2010/wordprocessingDrawing" xmlns:wp="http://schemas.openxmlformats.org/drawingml/2006/wordprocessingDrawing" xmlns:w10="urn:schemas-microsoft-com:office:word" xmlns:w="http://schemas.openxmlformats.org/wordprocessingml/2006/main" xmlns:w14="http://schemas.microsoft.com/office/word/2010/wordml" xmlns:w15="http://schemas.microsoft.com/office/word/2012/wordml" xmlns:w16cex="http://schemas.microsoft.com/office/word/2018/wordml/cex" xmlns:w16cid="http://schemas.microsoft.com/office/word/2016/wordml/cid" xmlns:w16="http://schemas.microsoft.com/office/word/2018/wordml" xmlns:w16du="http://schemas.microsoft.com/office/word/2023/wordml/word16du" xmlns:w16sdtdh="http://schemas.microsoft.com/office/word/2020/wordml/sdtdatahash" xmlns:w16sdtfl="http://schemas.microsoft.com/office/word/2024/wordml/sdtformatlock" xmlns:w16se="http://schemas.microsoft.com/office/word/2015/wordml/symex" xmlns:wpg="http://schemas.microsoft.com/office/word/2010/wordprocessingGroup" xmlns:wpi="http://schemas.microsoft.com/office/word/2010/wordprocessingInk" xmlns:wne="http://schemas.microsoft.com/office/word/2006/wordml" xmlns:wps="http://schemas.microsoft.com/office/word/2010/wordprocessingShape" mc:Ignorable="w14 w15 w16se w16cid w16 w16cex w16sdtdh w16sdtfl w16du wp14">
   <w:body>
     <w:p>
       <w:pPr>
@@ -49,15 +49,6 @@
           <w:sz w:val="52"/>
           <w:szCs w:val="52"/>
         </w:rPr>
-        <w:t xml:space="preserve"> </w:t>
-      </w:r>
-      <w:r>
-        <w:rPr>
-          <w:rFonts w:hint="eastAsia"/>
-          <w:kern w:val="0"/>
-          <w:sz w:val="52"/>
-          <w:szCs w:val="52"/>
-        </w:rPr>
         <w:t xml:space="preserve">    </w:t>
       </w:r>
       <w:r>
@@ -199,12 +190,12 @@
           <w:rFonts w:hint="eastAsia"/>
           <w:szCs w:val="28"/>
         </w:rPr>
-        <w:t>霧迷濛，樓台依稀難辨，月色朦朧，渡口也隱匿不見。望盡天涯，理想中的桃花源，無處覓尋。怎能忍受得了獨居在孤寂的客館，春寒料峭，斜陽西下，杜鵑聲聲哀鳴！</w:t>
+        <w:t>大霧迷漫，隱去了遠處的樓臺亭閣；月色朦朧，迷失了渡口的道路。想要尋找心中的桃花源，卻早已望斷天涯，無處可尋。</w:t>
       </w:r>
     </w:p>
     <w:p>
       <w:pPr>
-        <w:spacing w:after="0" w:line="480" w:lineRule="exact"/>
+        <w:spacing w:after="0" w:line="440" w:lineRule="exact"/>
         <w:ind w:left="0" w:right="0" w:firstLine="0"/>
         <w:rPr>
           <w:szCs w:val="28"/>
@@ -215,7 +206,39 @@
           <w:rFonts w:hint="eastAsia"/>
           <w:szCs w:val="28"/>
         </w:rPr>
-        <w:t>遠方的友人的音信，寄來了溫暖的關心和囑咐，卻平添了我深深的別恨離愁。郴江啊，你就繞著你的郴山流得了，為什麼偏偏要流到瀟湘去呢？</w:t>
+        <w:t>哪堪獨自一人被關在孤寂冷清的旅舍中，度過料峭的春寒；在陣陣杜鵑鳥的悲啼聲中，又迎來了昏暗淒涼的日落黃昏。</w:t>
+      </w:r>
+    </w:p>
+    <w:p>
+      <w:pPr>
+        <w:spacing w:after="0" w:line="440" w:lineRule="exact"/>
+        <w:ind w:left="0" w:right="0" w:firstLine="0"/>
+        <w:rPr>
+          <w:szCs w:val="28"/>
+        </w:rPr>
+      </w:pPr>
+      <w:r>
+        <w:rPr>
+          <w:rFonts w:hint="eastAsia"/>
+          <w:szCs w:val="28"/>
+        </w:rPr>
+        <w:t>渴望著能收到遠方親友寄來的梅花，盼望著能有信鴿或書信傳遞音訊；然而這些思念與愁恨層層疊疊，堆砌得無計其數。</w:t>
+      </w:r>
+    </w:p>
+    <w:p>
+      <w:pPr>
+        <w:spacing w:after="0" w:line="440" w:lineRule="exact"/>
+        <w:ind w:left="0" w:right="0" w:firstLine="0"/>
+        <w:rPr>
+          <w:szCs w:val="28"/>
+        </w:rPr>
+      </w:pPr>
+      <w:r>
+        <w:rPr>
+          <w:rFonts w:hint="eastAsia"/>
+          <w:szCs w:val="28"/>
+        </w:rPr>
+        <w:t>郴江啊，你原本就繞著郴山蜿蜒流過，究竟是為了誰的緣故，竟要急急忙忙地流向遠方的瀟湘而去呢？</w:t>
       </w:r>
     </w:p>
     <w:p>
@@ -244,20 +267,52 @@
           <w:ilvl w:val="0"/>
           <w:numId w:val="2"/>
         </w:numPr>
-        <w:spacing w:after="0" w:line="440" w:lineRule="exact"/>
-        <w:ind w:leftChars="0" w:left="465" w:right="0" w:hanging="482"/>
-        <w:rPr>
-          <w:color w:val="0F0F0F"/>
-          <w:szCs w:val="28"/>
-        </w:rPr>
-      </w:pPr>
-      <w:r>
-        <w:rPr>
-          <w:rFonts w:hint="eastAsia"/>
-          <w:color w:val="0F0F0F"/>
-          <w:szCs w:val="28"/>
-        </w:rPr>
-        <w:t>踏莎行：詞牌名。</w:t>
+        <w:spacing w:after="0" w:line="400" w:lineRule="exact"/>
+        <w:ind w:leftChars="0" w:left="284" w:right="0" w:hanging="301"/>
+        <w:rPr>
+          <w:color w:val="0F0F0F"/>
+          <w:szCs w:val="28"/>
+        </w:rPr>
+      </w:pPr>
+      <w:r>
+        <w:rPr>
+          <w:rFonts w:hint="eastAsia"/>
+          <w:color w:val="0F0F0F"/>
+          <w:szCs w:val="28"/>
+        </w:rPr>
+        <w:t>踏莎</w:t>
+      </w:r>
+      <w:r>
+        <w:rPr>
+          <w:rFonts w:hint="eastAsia"/>
+          <w:color w:val="0F0F0F"/>
+          <w:szCs w:val="28"/>
+        </w:rPr>
+        <w:t>(</w:t>
+      </w:r>
+      <w:r>
+        <w:rPr>
+          <w:color w:val="EE0000"/>
+          <w:sz w:val="16"/>
+          <w:szCs w:val="16"/>
+        </w:rPr>
+        <w:t>ㄙㄨㄛ</w:t>
+      </w:r>
+      <w:r>
+        <w:rPr>
+          <w:rFonts w:hint="eastAsia"/>
+          <w:color w:val="0F0F0F"/>
+          <w:szCs w:val="28"/>
+        </w:rPr>
+        <w:t>)</w:t>
+      </w:r>
+      <w:r>
+        <w:rPr>
+          <w:rFonts w:hint="eastAsia"/>
+          <w:color w:val="0F0F0F"/>
+          <w:szCs w:val="28"/>
+        </w:rPr>
+        <w:t>行：詞牌名。</w:t>
       </w:r>
     </w:p>
     <w:p>
@@ -267,8 +322,8 @@
           <w:ilvl w:val="0"/>
           <w:numId w:val="2"/>
         </w:numPr>
-        <w:spacing w:after="0" w:line="480" w:lineRule="exact"/>
-        <w:ind w:leftChars="0" w:right="0"/>
+        <w:spacing w:after="0" w:line="400" w:lineRule="exact"/>
+        <w:ind w:leftChars="0" w:left="284" w:right="0" w:hanging="301"/>
         <w:rPr>
           <w:color w:val="0F0F0F"/>
           <w:szCs w:val="28"/>
@@ -296,7 +351,14 @@
           <w:color w:val="0F0F0F"/>
           <w:szCs w:val="28"/>
         </w:rPr>
-        <w:t>）州：今屬</w:t>
+        <w:t>）州：</w:t>
+      </w:r>
+      <w:r>
+        <w:rPr>
+          <w:color w:val="0F0F0F"/>
+          <w:szCs w:val="28"/>
+        </w:rPr>
+        <w:t>位於今</w:t>
       </w:r>
       <w:r>
         <w:rPr>
@@ -304,14 +366,29 @@
           <w:szCs w:val="28"/>
           <w:u w:val="single"/>
         </w:rPr>
-        <w:t>湖南</w:t>
-      </w:r>
-      <w:r>
-        <w:rPr>
-          <w:color w:val="0F0F0F"/>
-          <w:szCs w:val="28"/>
-        </w:rPr>
-        <w:t>。</w:t>
+        <w:t>湖南省</w:t>
+      </w:r>
+      <w:r>
+        <w:rPr>
+          <w:color w:val="0F0F0F"/>
+          <w:szCs w:val="28"/>
+        </w:rPr>
+        <w:t>南部，當時詞人</w:t>
+      </w:r>
+      <w:r>
+        <w:rPr>
+          <w:color w:val="0F0F0F"/>
+          <w:szCs w:val="28"/>
+          <w:u w:val="single"/>
+        </w:rPr>
+        <w:t>秦觀</w:t>
+      </w:r>
+      <w:r>
+        <w:rPr>
+          <w:color w:val="0F0F0F"/>
+          <w:szCs w:val="28"/>
+        </w:rPr>
+        <w:t>被貶謫至此地。</w:t>
       </w:r>
     </w:p>
     <w:p>
@@ -321,36 +398,27 @@
           <w:ilvl w:val="0"/>
           <w:numId w:val="2"/>
         </w:numPr>
-        <w:spacing w:after="0" w:line="480" w:lineRule="exact"/>
-        <w:ind w:leftChars="0" w:right="0"/>
-        <w:rPr>
-          <w:color w:val="0F0F0F"/>
-          <w:szCs w:val="28"/>
-        </w:rPr>
-      </w:pPr>
-      <w:r>
-        <w:rPr>
-          <w:rFonts w:hint="eastAsia"/>
-          <w:color w:val="0F0F0F"/>
-          <w:szCs w:val="28"/>
-        </w:rPr>
-        <w:t>霧失樓台：暮靄沉沉，樓台消失在濃霧中。</w:t>
-      </w:r>
-      <w:r>
-        <w:rPr>
-          <w:rFonts w:hint="eastAsia"/>
-          <w:color w:val="0F0F0F"/>
-          <w:szCs w:val="28"/>
-        </w:rPr>
-        <w:t>暮靄沉沉</w:t>
-      </w:r>
-      <w:r>
-        <w:rPr>
-          <w:rFonts w:hint="eastAsia"/>
-          <w:color w:val="0F0F0F"/>
-          <w:szCs w:val="28"/>
-        </w:rPr>
-        <w:t>：黃昏時雲氣深沉。</w:t>
+        <w:spacing w:after="0" w:line="400" w:lineRule="exact"/>
+        <w:ind w:leftChars="0" w:left="284" w:right="0" w:hanging="301"/>
+        <w:rPr>
+          <w:color w:val="0F0F0F"/>
+          <w:szCs w:val="28"/>
+        </w:rPr>
+      </w:pPr>
+      <w:r>
+        <w:rPr>
+          <w:rFonts w:hint="eastAsia"/>
+          <w:color w:val="0F0F0F"/>
+          <w:szCs w:val="28"/>
+        </w:rPr>
+        <w:t>霧失樓台：</w:t>
+      </w:r>
+      <w:r>
+        <w:rPr>
+          <w:color w:val="0F0F0F"/>
+          <w:szCs w:val="28"/>
+        </w:rPr>
+        <w:t>濃霧迷漫，使遠處的樓臺隱匿不見，失去了蹤跡。</w:t>
       </w:r>
     </w:p>
     <w:p>
@@ -360,28 +428,27 @@
           <w:ilvl w:val="0"/>
           <w:numId w:val="2"/>
         </w:numPr>
-        <w:spacing w:after="0" w:line="480" w:lineRule="exact"/>
-        <w:ind w:leftChars="0" w:right="0"/>
-        <w:rPr>
-          <w:color w:val="0F0F0F"/>
-          <w:szCs w:val="28"/>
-        </w:rPr>
-      </w:pPr>
-      <w:r>
-        <w:rPr>
-          <w:rFonts w:hint="eastAsia"/>
-          <w:color w:val="0F0F0F"/>
-          <w:szCs w:val="28"/>
-        </w:rPr>
-        <w:t>月迷津渡：月色朦朧，渡口迷失不見。</w:t>
-      </w:r>
-      <w:r>
-        <w:rPr>
-          <w:rFonts w:hint="eastAsia"/>
-          <w:color w:val="0F0F0F"/>
-          <w:szCs w:val="28"/>
-        </w:rPr>
-        <w:t>渡口：過河的地方。</w:t>
+        <w:spacing w:after="0" w:line="400" w:lineRule="exact"/>
+        <w:ind w:leftChars="0" w:left="284" w:right="0" w:hanging="301"/>
+        <w:rPr>
+          <w:color w:val="0F0F0F"/>
+          <w:szCs w:val="28"/>
+        </w:rPr>
+      </w:pPr>
+      <w:r>
+        <w:rPr>
+          <w:rFonts w:hint="eastAsia"/>
+          <w:color w:val="0F0F0F"/>
+          <w:szCs w:val="28"/>
+        </w:rPr>
+        <w:t>月迷津渡：</w:t>
+      </w:r>
+      <w:r>
+        <w:rPr>
+          <w:color w:val="0F0F0F"/>
+          <w:szCs w:val="28"/>
+        </w:rPr>
+        <w:t>月色朦朧，使渡口隱約不清，令人迷失了方向。</w:t>
       </w:r>
     </w:p>
     <w:p>
@@ -391,54 +458,42 @@
           <w:ilvl w:val="0"/>
           <w:numId w:val="2"/>
         </w:numPr>
-        <w:spacing w:after="0" w:line="480" w:lineRule="exact"/>
-        <w:ind w:leftChars="0" w:right="0"/>
-        <w:rPr>
-          <w:color w:val="0F0F0F"/>
-          <w:szCs w:val="28"/>
-        </w:rPr>
-      </w:pPr>
-      <w:r>
-        <w:rPr>
-          <w:rFonts w:hint="eastAsia"/>
-          <w:color w:val="0F0F0F"/>
-          <w:szCs w:val="28"/>
-        </w:rPr>
-        <w:t>桃源望斷無尋處：拚命尋找也看不見理想的桃花源。桃源：語出</w:t>
-      </w:r>
-      <w:r>
-        <w:rPr>
-          <w:rFonts w:hint="eastAsia"/>
+        <w:spacing w:after="0" w:line="400" w:lineRule="exact"/>
+        <w:ind w:leftChars="0" w:left="284" w:right="0" w:hanging="301"/>
+        <w:rPr>
+          <w:color w:val="0F0F0F"/>
+          <w:szCs w:val="28"/>
+        </w:rPr>
+      </w:pPr>
+      <w:r>
+        <w:rPr>
+          <w:rFonts w:hint="eastAsia"/>
+          <w:color w:val="0F0F0F"/>
+          <w:szCs w:val="28"/>
+        </w:rPr>
+        <w:t>桃源望斷無尋處：</w:t>
+      </w:r>
+      <w:r>
+        <w:rPr>
+          <w:color w:val="0F0F0F"/>
+          <w:szCs w:val="28"/>
+        </w:rPr>
+        <w:t>極目遠眺心中的世外桃源卻早已斷絕，再也尋找不到了。桃源，指</w:t>
+      </w:r>
+      <w:r>
+        <w:rPr>
           <w:color w:val="0F0F0F"/>
           <w:szCs w:val="28"/>
           <w:u w:val="single"/>
         </w:rPr>
-        <w:t>晉</w:t>
-      </w:r>
-      <w:r>
-        <w:rPr>
-          <w:rFonts w:hint="eastAsia"/>
-          <w:color w:val="0F0F0F"/>
-          <w:szCs w:val="28"/>
-        </w:rPr>
-        <w:t xml:space="preserve"> </w:t>
-      </w:r>
-      <w:r>
-        <w:rPr>
-          <w:rFonts w:hint="eastAsia"/>
-          <w:color w:val="0F0F0F"/>
-          <w:szCs w:val="28"/>
-          <w:u w:val="single"/>
-        </w:rPr>
         <w:t>陶淵明</w:t>
       </w:r>
       <w:r>
         <w:rPr>
-          <w:rFonts w:hint="eastAsia"/>
-          <w:color w:val="0F0F0F"/>
-          <w:szCs w:val="28"/>
-        </w:rPr>
-        <w:t>《桃花源記》，指生活安樂、合乎理想的地方。無尋處：找不到。</w:t>
+          <w:color w:val="0F0F0F"/>
+          <w:szCs w:val="28"/>
+        </w:rPr>
+        <w:t>筆下的桃花源，此處比對理想歸宿或避難所。</w:t>
       </w:r>
     </w:p>
     <w:p>
@@ -448,20 +503,27 @@
           <w:ilvl w:val="0"/>
           <w:numId w:val="2"/>
         </w:numPr>
-        <w:spacing w:after="0" w:line="480" w:lineRule="exact"/>
-        <w:ind w:leftChars="0" w:right="0"/>
-        <w:rPr>
-          <w:color w:val="0F0F0F"/>
-          <w:szCs w:val="28"/>
-        </w:rPr>
-      </w:pPr>
-      <w:r>
-        <w:rPr>
-          <w:rFonts w:hint="eastAsia"/>
-          <w:color w:val="0F0F0F"/>
-          <w:szCs w:val="28"/>
-        </w:rPr>
-        <w:t>可堪：怎堪，哪堪，受不住。</w:t>
+        <w:spacing w:after="0" w:line="400" w:lineRule="exact"/>
+        <w:ind w:leftChars="0" w:left="284" w:right="0" w:hanging="301"/>
+        <w:rPr>
+          <w:color w:val="0F0F0F"/>
+          <w:szCs w:val="28"/>
+        </w:rPr>
+      </w:pPr>
+      <w:r>
+        <w:rPr>
+          <w:rFonts w:hint="eastAsia"/>
+          <w:color w:val="0F0F0F"/>
+          <w:szCs w:val="28"/>
+        </w:rPr>
+        <w:t>可堪：</w:t>
+      </w:r>
+      <w:r>
+        <w:rPr>
+          <w:color w:val="0F0F0F"/>
+          <w:szCs w:val="28"/>
+        </w:rPr>
+        <w:t>哪堪、怎堪，表示難以忍受、承受不起。</w:t>
       </w:r>
     </w:p>
     <w:p>
@@ -471,52 +533,27 @@
           <w:ilvl w:val="0"/>
           <w:numId w:val="2"/>
         </w:numPr>
-        <w:spacing w:after="0" w:line="480" w:lineRule="exact"/>
-        <w:ind w:leftChars="0" w:right="0"/>
-        <w:rPr>
-          <w:color w:val="0F0F0F"/>
-          <w:szCs w:val="28"/>
-        </w:rPr>
-      </w:pPr>
-      <w:r>
-        <w:rPr>
-          <w:rFonts w:hint="eastAsia"/>
-          <w:color w:val="0F0F0F"/>
-          <w:szCs w:val="28"/>
-        </w:rPr>
-        <w:t>杜鵑：鳥名，相傳其鳴叫聲像人言</w:t>
-      </w:r>
-      <w:r>
-        <w:rPr>
-          <w:rFonts w:hint="eastAsia"/>
-          <w:color w:val="0F0F0F"/>
-          <w:szCs w:val="28"/>
-        </w:rPr>
-        <w:t>「</w:t>
-      </w:r>
-      <w:r>
-        <w:rPr>
-          <w:rFonts w:hint="eastAsia"/>
-          <w:color w:val="0F0F0F"/>
-          <w:szCs w:val="28"/>
-        </w:rPr>
-        <w:t>不如歸去</w:t>
-      </w:r>
-      <w:r>
-        <w:rPr>
-          <w:rFonts w:hint="eastAsia"/>
-          <w:color w:val="0F0F0F"/>
-          <w:szCs w:val="28"/>
-        </w:rPr>
-        <w:t>」</w:t>
-      </w:r>
-      <w:r>
-        <w:rPr>
-          <w:rFonts w:hint="eastAsia"/>
-          <w:color w:val="0F0F0F"/>
-          <w:szCs w:val="28"/>
-        </w:rPr>
-        <w:t>，容易勾起人的思鄉之情。</w:t>
+        <w:spacing w:after="0" w:line="400" w:lineRule="exact"/>
+        <w:ind w:leftChars="0" w:left="284" w:right="0" w:hanging="301"/>
+        <w:rPr>
+          <w:color w:val="0F0F0F"/>
+          <w:szCs w:val="28"/>
+        </w:rPr>
+      </w:pPr>
+      <w:r>
+        <w:rPr>
+          <w:rFonts w:hint="eastAsia"/>
+          <w:color w:val="0F0F0F"/>
+          <w:szCs w:val="28"/>
+        </w:rPr>
+        <w:t>杜鵑：</w:t>
+      </w:r>
+      <w:r>
+        <w:rPr>
+          <w:color w:val="0F0F0F"/>
+          <w:szCs w:val="28"/>
+        </w:rPr>
+        <w:t>又稱子規。其鳴聲哀怨凄楚，在古典詩詞中常象徵悲傷、鄉愁或哀怨。</w:t>
       </w:r>
     </w:p>
     <w:p>
@@ -526,8 +563,8 @@
           <w:ilvl w:val="0"/>
           <w:numId w:val="2"/>
         </w:numPr>
-        <w:spacing w:after="0" w:line="480" w:lineRule="exact"/>
-        <w:ind w:leftChars="0" w:right="0"/>
+        <w:spacing w:after="0" w:line="400" w:lineRule="exact"/>
+        <w:ind w:leftChars="0" w:left="284" w:right="0" w:hanging="301"/>
         <w:rPr>
           <w:color w:val="0F0F0F"/>
           <w:szCs w:val="28"/>
@@ -543,7 +580,13 @@
       </w:r>
       <w:r>
         <w:rPr>
-          <w:rFonts w:hint="eastAsia"/>
+          <w:color w:val="0F0F0F"/>
+          <w:szCs w:val="28"/>
+        </w:rPr>
+        <w:t>指藉由驛站遞送梅花以表達對遠方親友的思念。化用</w:t>
+      </w:r>
+      <w:r>
+        <w:rPr>
           <w:color w:val="0F0F0F"/>
           <w:szCs w:val="28"/>
           <w:u w:val="single"/>
@@ -552,70 +595,25 @@
       </w:r>
       <w:r>
         <w:rPr>
-          <w:rFonts w:hint="eastAsia"/>
-          <w:color w:val="0F0F0F"/>
-          <w:szCs w:val="28"/>
-        </w:rPr>
-        <w:t>在《</w:t>
-      </w:r>
-      <w:hyperlink r:id="rId8" w:history="1">
-        <w:r>
-          <w:rPr>
-            <w:rStyle w:val="a7"/>
-            <w:rFonts w:hint="eastAsia"/>
-            <w:szCs w:val="28"/>
-          </w:rPr>
-          <w:t>贈范曄詩</w:t>
-        </w:r>
-      </w:hyperlink>
-      <w:r>
-        <w:rPr>
-          <w:rFonts w:hint="eastAsia"/>
-          <w:color w:val="0F0F0F"/>
-          <w:szCs w:val="28"/>
-        </w:rPr>
-        <w:t>》：</w:t>
-      </w:r>
-      <w:r>
-        <w:rPr>
-          <w:rFonts w:hint="eastAsia"/>
-          <w:color w:val="0F0F0F"/>
-          <w:szCs w:val="28"/>
-        </w:rPr>
-        <w:t>「</w:t>
-      </w:r>
-      <w:r>
-        <w:rPr>
-          <w:rFonts w:hint="eastAsia"/>
-          <w:color w:val="0F0F0F"/>
-          <w:szCs w:val="28"/>
-        </w:rPr>
-        <w:t>折梅逢驛使，寄與隴頭人。</w:t>
-      </w:r>
-      <w:r>
-        <w:rPr>
-          <w:rFonts w:hint="eastAsia"/>
+          <w:color w:val="0F0F0F"/>
+          <w:szCs w:val="28"/>
+        </w:rPr>
+        <w:t>寄梅給</w:t>
+      </w:r>
+      <w:r>
+        <w:rPr>
           <w:color w:val="0F0F0F"/>
           <w:szCs w:val="28"/>
           <w:u w:val="single"/>
         </w:rPr>
-        <w:t>江南</w:t>
-      </w:r>
-      <w:r>
-        <w:rPr>
-          <w:rFonts w:hint="eastAsia"/>
-          <w:color w:val="0F0F0F"/>
-          <w:szCs w:val="28"/>
-        </w:rPr>
-        <w:t>無所有，聊寄一枝春。</w:t>
-      </w:r>
-      <w:r>
-        <w:rPr>
-          <w:rFonts w:hint="eastAsia"/>
-          <w:color w:val="0F0F0F"/>
-          <w:szCs w:val="28"/>
-        </w:rPr>
-        <w:t>」</w:t>
+        <w:t>范曄</w:t>
+      </w:r>
+      <w:r>
+        <w:rPr>
+          <w:color w:val="0F0F0F"/>
+          <w:szCs w:val="28"/>
+        </w:rPr>
+        <w:t>的典故。</w:t>
       </w:r>
       <w:r>
         <w:rPr>
@@ -650,8 +648,8 @@
           <w:ilvl w:val="0"/>
           <w:numId w:val="2"/>
         </w:numPr>
-        <w:spacing w:after="0" w:line="480" w:lineRule="exact"/>
-        <w:ind w:leftChars="0" w:right="0"/>
+        <w:spacing w:after="0" w:line="400" w:lineRule="exact"/>
+        <w:ind w:leftChars="0" w:left="284" w:right="0" w:hanging="301"/>
         <w:rPr>
           <w:color w:val="0F0F0F"/>
           <w:szCs w:val="28"/>
@@ -667,208 +665,10 @@
       </w:r>
       <w:r>
         <w:rPr>
-          <w:rFonts w:hint="eastAsia"/>
-          <w:color w:val="0F0F0F"/>
-          <w:szCs w:val="28"/>
-          <w:u w:val="single"/>
-        </w:rPr>
-        <w:t>東漢</w:t>
-      </w:r>
-      <w:r>
-        <w:rPr>
-          <w:rFonts w:hint="eastAsia"/>
-          <w:color w:val="0F0F0F"/>
-          <w:szCs w:val="28"/>
-        </w:rPr>
-        <w:t xml:space="preserve"> </w:t>
-      </w:r>
-      <w:r>
-        <w:rPr>
-          <w:rFonts w:hint="eastAsia"/>
-          <w:color w:val="0F0F0F"/>
-          <w:szCs w:val="28"/>
-        </w:rPr>
-        <w:t>蔡邕</w:t>
-      </w:r>
-      <w:r>
-        <w:rPr>
-          <w:rFonts w:hint="eastAsia"/>
-          <w:color w:val="0F0F0F"/>
-          <w:szCs w:val="28"/>
-        </w:rPr>
-        <w:t>(</w:t>
-      </w:r>
-      <w:r>
-        <w:rPr>
-          <w:rFonts w:hint="eastAsia"/>
-          <w:color w:val="FF0000"/>
-          <w:sz w:val="16"/>
-          <w:szCs w:val="16"/>
-        </w:rPr>
-        <w:t>ㄩㄥ</w:t>
-      </w:r>
-      <w:r>
-        <w:rPr>
-          <w:rFonts w:hint="eastAsia"/>
-          <w:color w:val="0F0F0F"/>
-          <w:szCs w:val="28"/>
-        </w:rPr>
-        <w:t>)</w:t>
-      </w:r>
-      <w:r>
-        <w:rPr>
-          <w:rFonts w:hint="eastAsia"/>
-          <w:color w:val="0F0F0F"/>
-          <w:szCs w:val="28"/>
-        </w:rPr>
-        <w:t>的《</w:t>
-      </w:r>
-      <w:hyperlink r:id="rId9" w:history="1">
-        <w:r>
-          <w:rPr>
-            <w:rStyle w:val="a7"/>
-            <w:rFonts w:hint="eastAsia"/>
-            <w:szCs w:val="28"/>
-          </w:rPr>
-          <w:t>飲馬長城窟行</w:t>
-        </w:r>
-      </w:hyperlink>
-      <w:r>
-        <w:rPr>
-          <w:rFonts w:hint="eastAsia"/>
-          <w:color w:val="0F0F0F"/>
-          <w:szCs w:val="28"/>
-        </w:rPr>
-        <w:t>》中有</w:t>
-      </w:r>
-      <w:r>
-        <w:rPr>
-          <w:rFonts w:hint="eastAsia"/>
-          <w:color w:val="0F0F0F"/>
-          <w:szCs w:val="28"/>
-        </w:rPr>
-        <w:t>「</w:t>
-      </w:r>
-      <w:r>
-        <w:rPr>
-          <w:rFonts w:hint="eastAsia"/>
-          <w:color w:val="0F0F0F"/>
-          <w:szCs w:val="28"/>
-        </w:rPr>
-        <w:t>客從遠方來，遺我雙鯉魚。呼兒烹鯉魚，中有尺素書。</w:t>
-      </w:r>
-      <w:r>
-        <w:rPr>
-          <w:rFonts w:hint="eastAsia"/>
-          <w:color w:val="0F0F0F"/>
-          <w:szCs w:val="28"/>
-        </w:rPr>
-        <w:t>」</w:t>
-      </w:r>
-      <w:r>
-        <w:rPr>
-          <w:color w:val="0F0F0F"/>
-          <w:szCs w:val="28"/>
-        </w:rPr>
-        <w:t xml:space="preserve"> 另外，古時舟車勞頓，信件很容易損壞，古人便將信件放入匣</w:t>
-      </w:r>
-      <w:r>
-        <w:rPr>
-          <w:rFonts w:hint="eastAsia"/>
-          <w:color w:val="0F0F0F"/>
-          <w:szCs w:val="28"/>
-        </w:rPr>
-        <w:t>(</w:t>
-      </w:r>
-      <w:r>
-        <w:rPr>
-          <w:rFonts w:hint="eastAsia"/>
-          <w:color w:val="FF0000"/>
-          <w:sz w:val="16"/>
-          <w:szCs w:val="16"/>
-        </w:rPr>
-        <w:t>ㄒㄧㄚˊ</w:t>
-      </w:r>
-      <w:r>
-        <w:rPr>
-          <w:rFonts w:hint="eastAsia"/>
-          <w:color w:val="0F0F0F"/>
-          <w:szCs w:val="28"/>
-        </w:rPr>
-        <w:t>)</w:t>
-      </w:r>
-      <w:r>
-        <w:rPr>
-          <w:color w:val="0F0F0F"/>
-          <w:szCs w:val="28"/>
-        </w:rPr>
-        <w:t>子中，再將信匣刻成魚形，美觀而又方便攜帶。</w:t>
-      </w:r>
-      <w:r>
-        <w:rPr>
-          <w:rFonts w:hint="eastAsia"/>
-          <w:color w:val="0F0F0F"/>
-          <w:szCs w:val="28"/>
-        </w:rPr>
-        <w:t>「</w:t>
-      </w:r>
-      <w:r>
-        <w:rPr>
-          <w:color w:val="0F0F0F"/>
-          <w:szCs w:val="28"/>
-        </w:rPr>
-        <w:t>魚傳尺素</w:t>
-      </w:r>
-      <w:r>
-        <w:rPr>
-          <w:rFonts w:hint="eastAsia"/>
-          <w:color w:val="0F0F0F"/>
-          <w:szCs w:val="28"/>
-        </w:rPr>
-        <w:t>」</w:t>
-      </w:r>
-      <w:r>
-        <w:rPr>
-          <w:color w:val="0F0F0F"/>
-          <w:szCs w:val="28"/>
-        </w:rPr>
-        <w:t>成了傳遞書信的又一個代名詞。這裡也表示接到朋友問候的意思。</w:t>
-      </w:r>
-    </w:p>
-    <w:p>
-      <w:pPr>
-        <w:pStyle w:val="a9"/>
-        <w:spacing w:after="0" w:line="480" w:lineRule="exact"/>
-        <w:ind w:left="560" w:right="0" w:firstLine="0"/>
-        <w:rPr>
-          <w:rFonts w:hint="eastAsia"/>
-          <w:color w:val="0F0F0F"/>
-          <w:szCs w:val="28"/>
-        </w:rPr>
-      </w:pPr>
-      <w:r>
-        <w:rPr>
-          <w:rFonts w:hint="eastAsia"/>
-          <w:color w:val="0F0F0F"/>
-          <w:szCs w:val="28"/>
-        </w:rPr>
-        <w:t>舟車勞頓</w:t>
-      </w:r>
-      <w:r>
-        <w:rPr>
-          <w:rFonts w:hint="eastAsia"/>
-          <w:color w:val="0F0F0F"/>
-          <w:szCs w:val="28"/>
-        </w:rPr>
-        <w:t>：</w:t>
-      </w:r>
-      <w:r>
-        <w:rPr>
-          <w:rFonts w:hint="eastAsia"/>
-          <w:color w:val="0F0F0F"/>
-          <w:szCs w:val="28"/>
-        </w:rPr>
-        <w:t>旅途疲勞困頓。【例】他因舟車勞頓，臉上顯出疲倦的神態。</w:t>
+          <w:color w:val="0F0F0F"/>
+          <w:szCs w:val="28"/>
+        </w:rPr>
+        <w:t>指傳遞書信。古人多用雙鯉魚形木板夾信（尺素）來傳遞書信。</w:t>
       </w:r>
     </w:p>
     <w:p>
@@ -878,20 +678,27 @@
           <w:ilvl w:val="0"/>
           <w:numId w:val="2"/>
         </w:numPr>
-        <w:spacing w:after="0" w:line="480" w:lineRule="exact"/>
-        <w:ind w:leftChars="0" w:right="0"/>
-        <w:rPr>
-          <w:color w:val="0F0F0F"/>
-          <w:szCs w:val="28"/>
-        </w:rPr>
-      </w:pPr>
-      <w:r>
-        <w:rPr>
-          <w:rFonts w:hint="eastAsia"/>
-          <w:color w:val="0F0F0F"/>
-          <w:szCs w:val="28"/>
-        </w:rPr>
-        <w:t>砌：堆積。無重數：數不盡。</w:t>
+        <w:spacing w:after="0" w:line="400" w:lineRule="exact"/>
+        <w:ind w:leftChars="0" w:left="284" w:right="0" w:hanging="426"/>
+        <w:rPr>
+          <w:color w:val="0F0F0F"/>
+          <w:szCs w:val="28"/>
+        </w:rPr>
+      </w:pPr>
+      <w:r>
+        <w:rPr>
+          <w:rFonts w:hint="eastAsia"/>
+          <w:color w:val="0F0F0F"/>
+          <w:szCs w:val="28"/>
+        </w:rPr>
+        <w:t>砌：</w:t>
+      </w:r>
+      <w:r>
+        <w:rPr>
+          <w:color w:val="0F0F0F"/>
+          <w:szCs w:val="28"/>
+        </w:rPr>
+        <w:t>此處指堆疊、累積。將抽象的哀愁化為實體，一層層堆砌起來。</w:t>
       </w:r>
     </w:p>
     <w:p>
@@ -901,20 +708,27 @@
           <w:ilvl w:val="0"/>
           <w:numId w:val="2"/>
         </w:numPr>
-        <w:spacing w:after="0" w:line="480" w:lineRule="exact"/>
-        <w:ind w:leftChars="0" w:right="0"/>
-        <w:rPr>
-          <w:color w:val="0F0F0F"/>
-          <w:szCs w:val="28"/>
-        </w:rPr>
-      </w:pPr>
-      <w:r>
-        <w:rPr>
-          <w:rFonts w:hint="eastAsia"/>
-          <w:color w:val="0F0F0F"/>
-          <w:szCs w:val="28"/>
-        </w:rPr>
-        <w:t>幸自：本自，本來是。</w:t>
+        <w:spacing w:after="0" w:line="400" w:lineRule="exact"/>
+        <w:ind w:leftChars="0" w:left="284" w:right="0" w:hanging="426"/>
+        <w:rPr>
+          <w:color w:val="0F0F0F"/>
+          <w:szCs w:val="28"/>
+        </w:rPr>
+      </w:pPr>
+      <w:r>
+        <w:rPr>
+          <w:rFonts w:hint="eastAsia"/>
+          <w:color w:val="0F0F0F"/>
+          <w:szCs w:val="28"/>
+        </w:rPr>
+        <w:t>幸自：</w:t>
+      </w:r>
+      <w:r>
+        <w:rPr>
+          <w:color w:val="0F0F0F"/>
+          <w:szCs w:val="28"/>
+        </w:rPr>
+        <w:t>幸虧自己、原本自己。此處有「本來可以」之意。</w:t>
       </w:r>
     </w:p>
     <w:p>
@@ -924,161 +738,32 @@
           <w:ilvl w:val="0"/>
           <w:numId w:val="2"/>
         </w:numPr>
-        <w:spacing w:after="0" w:line="480" w:lineRule="exact"/>
-        <w:ind w:leftChars="0" w:right="0"/>
-        <w:rPr>
-          <w:color w:val="0F0F0F"/>
-          <w:szCs w:val="28"/>
-        </w:rPr>
-      </w:pPr>
-      <w:r>
-        <w:rPr>
-          <w:rFonts w:hint="eastAsia"/>
-          <w:color w:val="0F0F0F"/>
-          <w:szCs w:val="28"/>
-        </w:rPr>
-        <w:t>為誰流下瀟湘去：為什麼要流到</w:t>
-      </w:r>
-      <w:r>
-        <w:rPr>
-          <w:rFonts w:hint="eastAsia"/>
-          <w:color w:val="0F0F0F"/>
-          <w:szCs w:val="28"/>
-          <w:u w:val="single"/>
-        </w:rPr>
-        <w:t>瀟湘</w:t>
-      </w:r>
-      <w:r>
-        <w:rPr>
-          <w:rFonts w:hint="eastAsia"/>
-          <w:color w:val="0F0F0F"/>
-          <w:szCs w:val="28"/>
-        </w:rPr>
-        <w:t>去呢？意思是連</w:t>
-      </w:r>
-      <w:r>
-        <w:rPr>
-          <w:rFonts w:hint="eastAsia"/>
-          <w:color w:val="0F0F0F"/>
-          <w:szCs w:val="28"/>
-          <w:u w:val="single"/>
-        </w:rPr>
-        <w:t>郴江</w:t>
-      </w:r>
-      <w:r>
-        <w:rPr>
-          <w:rFonts w:hint="eastAsia"/>
-          <w:color w:val="0F0F0F"/>
-          <w:szCs w:val="28"/>
-        </w:rPr>
-        <w:t>都耐不住寂寞何況人呢？為誰：為什麼。</w:t>
-      </w:r>
-      <w:r>
-        <w:rPr>
-          <w:rFonts w:hint="eastAsia"/>
-          <w:color w:val="0F0F0F"/>
-          <w:szCs w:val="28"/>
-          <w:u w:val="single"/>
-        </w:rPr>
-        <w:t>瀟湘</w:t>
-      </w:r>
-      <w:r>
-        <w:rPr>
-          <w:rFonts w:hint="eastAsia"/>
-          <w:color w:val="0F0F0F"/>
-          <w:szCs w:val="28"/>
-        </w:rPr>
-        <w:t>，</w:t>
-      </w:r>
-      <w:r>
-        <w:rPr>
-          <w:rFonts w:hint="eastAsia"/>
-          <w:color w:val="0F0F0F"/>
-          <w:szCs w:val="28"/>
-          <w:u w:val="single"/>
-        </w:rPr>
-        <w:t>瀟水</w:t>
-      </w:r>
-      <w:r>
-        <w:rPr>
-          <w:rFonts w:hint="eastAsia"/>
-          <w:color w:val="0F0F0F"/>
-          <w:szCs w:val="28"/>
-        </w:rPr>
-        <w:t>和</w:t>
-      </w:r>
-      <w:r>
-        <w:rPr>
-          <w:rFonts w:hint="eastAsia"/>
-          <w:color w:val="0F0F0F"/>
-          <w:szCs w:val="28"/>
-          <w:u w:val="single"/>
-        </w:rPr>
-        <w:t>湘水</w:t>
-      </w:r>
-      <w:r>
-        <w:rPr>
-          <w:rFonts w:hint="eastAsia"/>
-          <w:color w:val="0F0F0F"/>
-          <w:szCs w:val="28"/>
-        </w:rPr>
-        <w:t>，是</w:t>
-      </w:r>
-      <w:r>
-        <w:rPr>
-          <w:rFonts w:hint="eastAsia"/>
-          <w:color w:val="0F0F0F"/>
-          <w:szCs w:val="28"/>
-          <w:u w:val="single"/>
-        </w:rPr>
-        <w:t>湖南</w:t>
-      </w:r>
-      <w:r>
-        <w:rPr>
-          <w:rFonts w:hint="eastAsia"/>
-          <w:color w:val="0F0F0F"/>
-          <w:szCs w:val="28"/>
-        </w:rPr>
-        <w:t>境內的兩條河流，合流後稱</w:t>
-      </w:r>
-      <w:r>
-        <w:rPr>
-          <w:rFonts w:hint="eastAsia"/>
-          <w:color w:val="0F0F0F"/>
-          <w:szCs w:val="28"/>
-          <w:u w:val="single"/>
-        </w:rPr>
-        <w:t>湘江</w:t>
-      </w:r>
-      <w:r>
-        <w:rPr>
-          <w:rFonts w:hint="eastAsia"/>
-          <w:color w:val="0F0F0F"/>
-          <w:szCs w:val="28"/>
-        </w:rPr>
-        <w:t>，又稱</w:t>
-      </w:r>
-      <w:r>
-        <w:rPr>
-          <w:rFonts w:hint="eastAsia"/>
-          <w:color w:val="0F0F0F"/>
-          <w:szCs w:val="28"/>
-          <w:u w:val="single"/>
-        </w:rPr>
-        <w:t>瀟湘</w:t>
-      </w:r>
-      <w:r>
-        <w:rPr>
-          <w:rFonts w:hint="eastAsia"/>
-          <w:color w:val="0F0F0F"/>
-          <w:szCs w:val="28"/>
-        </w:rPr>
-        <w:t>。</w:t>
+        <w:spacing w:after="0" w:line="400" w:lineRule="exact"/>
+        <w:ind w:leftChars="0" w:left="284" w:right="0" w:hanging="426"/>
+        <w:rPr>
+          <w:color w:val="0F0F0F"/>
+          <w:szCs w:val="28"/>
+        </w:rPr>
+      </w:pPr>
+      <w:r>
+        <w:rPr>
+          <w:rFonts w:hint="eastAsia"/>
+          <w:color w:val="0F0F0F"/>
+          <w:szCs w:val="28"/>
+        </w:rPr>
+        <w:t>為誰流下瀟湘去：</w:t>
+      </w:r>
+      <w:r>
+        <w:rPr>
+          <w:color w:val="0F0F0F"/>
+          <w:szCs w:val="28"/>
+        </w:rPr>
+        <w:t>究竟是為了什麼緣故，偏要流向遠方的瀟湘而去呢？表達身不由己的貶謫無奈。</w:t>
       </w:r>
     </w:p>
     <w:p>
       <w:pPr>
-        <w:spacing w:beforeLines="100" w:before="240" w:after="0" w:line="400" w:lineRule="exact"/>
+        <w:spacing w:beforeLines="50" w:before="120" w:after="0" w:line="400" w:lineRule="exact"/>
         <w:ind w:left="-6" w:right="0" w:hanging="11"/>
         <w:rPr>
           <w:sz w:val="32"/>
@@ -1093,13 +778,12 @@
           <w:szCs w:val="32"/>
           <w:bdr w:val="single" w:sz="4" w:space="0" w:color="auto"/>
         </w:rPr>
-        <w:lastRenderedPageBreak/>
         <w:t>創作背景</w:t>
       </w:r>
     </w:p>
     <w:p>
       <w:pPr>
-        <w:spacing w:after="0" w:line="480" w:lineRule="exact"/>
+        <w:spacing w:after="0" w:line="440" w:lineRule="exact"/>
         <w:ind w:left="-17" w:right="0" w:firstLine="0"/>
         <w:rPr>
           <w:color w:val="0F0F0F"/>
@@ -1153,7 +837,7 @@
         </w:rPr>
         <w:t>旅店所寫。當時作者因</w:t>
       </w:r>
-      <w:hyperlink r:id="rId10" w:history="1">
+      <w:hyperlink r:id="rId8" w:history="1">
         <w:r>
           <w:rPr>
             <w:rStyle w:val="a7"/>
@@ -1233,8 +917,6 @@
       </w:r>
       <w:r>
         <w:rPr>
-          <w:b/>
-          <w:bCs/>
           <w:color w:val="0F0F0F"/>
           <w:szCs w:val="28"/>
         </w:rPr>
@@ -1249,8 +931,6 @@
       </w:r>
       <w:r>
         <w:rPr>
-          <w:b/>
-          <w:bCs/>
           <w:color w:val="0F0F0F"/>
           <w:szCs w:val="28"/>
         </w:rPr>
@@ -1309,13 +989,15 @@
           <w:szCs w:val="32"/>
           <w:bdr w:val="single" w:sz="4" w:space="0" w:color="auto"/>
         </w:rPr>
+        <w:lastRenderedPageBreak/>
         <w:t>賞析</w:t>
       </w:r>
     </w:p>
     <w:p>
       <w:pPr>
-        <w:spacing w:after="0" w:line="440" w:lineRule="exact"/>
+        <w:spacing w:after="0" w:line="420" w:lineRule="exact"/>
         <w:ind w:left="-6" w:right="0" w:hanging="11"/>
+        <w:jc w:val="both"/>
         <w:rPr>
           <w:bCs/>
           <w:szCs w:val="28"/>
@@ -1334,8 +1016,9 @@
           <w:rFonts w:hint="eastAsia"/>
           <w:bCs/>
           <w:szCs w:val="28"/>
-        </w:rPr>
-        <w:t>「</w:t>
+          <w:u w:val="single"/>
+        </w:rPr>
+        <w:t>北宋</w:t>
       </w:r>
       <w:r>
         <w:rPr>
@@ -1343,15 +1026,16 @@
           <w:bCs/>
           <w:szCs w:val="28"/>
         </w:rPr>
-        <w:t>霧失樓台，月迷津渡，桃源望斷無尋處</w:t>
+        <w:t>詞人</w:t>
       </w:r>
       <w:r>
         <w:rPr>
           <w:rFonts w:hint="eastAsia"/>
           <w:bCs/>
           <w:szCs w:val="28"/>
-        </w:rPr>
-        <w:t>」</w:t>
+          <w:u w:val="single"/>
+        </w:rPr>
+        <w:t>秦觀</w:t>
       </w:r>
       <w:r>
         <w:rPr>
@@ -1359,7 +1043,7 @@
           <w:bCs/>
           <w:szCs w:val="28"/>
         </w:rPr>
-        <w:t>，寫夜霧籠罩一切的</w:t>
+        <w:t>的《踏莎行·郴州旅舍》是貶謫文學中的千古名作。全詞將外在的淒清景物與內心的無限</w:t>
       </w:r>
       <w:r>
         <w:rPr>
@@ -1367,7 +1051,7 @@
           <w:b/>
           <w:szCs w:val="28"/>
         </w:rPr>
-        <w:t>淒淒迷迷</w:t>
+        <w:t>孤憤</w:t>
       </w:r>
       <w:r>
         <w:rPr>
@@ -1375,113 +1059,14 @@
           <w:bCs/>
           <w:szCs w:val="28"/>
         </w:rPr>
-        <w:t>的世界：樓台茫茫大霧中消失；渡口被朦朧的月色所隱沒；那當年</w:t>
-      </w:r>
-      <w:r>
-        <w:rPr>
-          <w:rFonts w:hint="eastAsia"/>
-          <w:bCs/>
-          <w:szCs w:val="28"/>
-          <w:u w:val="single"/>
-        </w:rPr>
-        <w:t>陶淵明</w:t>
-      </w:r>
-      <w:r>
-        <w:rPr>
-          <w:rFonts w:hint="eastAsia"/>
-          <w:bCs/>
-          <w:szCs w:val="28"/>
-        </w:rPr>
-        <w:t>筆下的</w:t>
-      </w:r>
-      <w:hyperlink r:id="rId11" w:history="1">
-        <w:r>
-          <w:rPr>
-            <w:rStyle w:val="a7"/>
-            <w:rFonts w:hint="eastAsia"/>
-            <w:bCs/>
-            <w:szCs w:val="28"/>
-          </w:rPr>
-          <w:t>桃花源</w:t>
-        </w:r>
-      </w:hyperlink>
-      <w:r>
-        <w:rPr>
-          <w:rFonts w:hint="eastAsia"/>
-          <w:bCs/>
-          <w:szCs w:val="28"/>
-        </w:rPr>
-        <w:t>更是雲遮霧障，無處可尋了。當然，這是作者意想中的景象，因為緊接著的兩句是</w:t>
-      </w:r>
-      <w:r>
-        <w:rPr>
-          <w:rFonts w:hint="eastAsia"/>
-          <w:bCs/>
-          <w:szCs w:val="28"/>
-        </w:rPr>
-        <w:t>「</w:t>
-      </w:r>
-      <w:r>
-        <w:rPr>
-          <w:rFonts w:hint="eastAsia"/>
-          <w:bCs/>
-          <w:szCs w:val="28"/>
-        </w:rPr>
-        <w:t>可堪孤館閉春寒，杜鵑聲里斜陽暮</w:t>
-      </w:r>
-      <w:r>
-        <w:rPr>
-          <w:rFonts w:hint="eastAsia"/>
-          <w:bCs/>
-          <w:szCs w:val="28"/>
-        </w:rPr>
-        <w:t>」</w:t>
-      </w:r>
-      <w:r>
-        <w:rPr>
-          <w:rFonts w:hint="eastAsia"/>
-          <w:bCs/>
-          <w:szCs w:val="28"/>
-        </w:rPr>
-        <w:t>。詞人閉居孤館，只有想像中才能看得到</w:t>
-      </w:r>
-      <w:r>
-        <w:rPr>
-          <w:rFonts w:hint="eastAsia"/>
-          <w:bCs/>
-          <w:szCs w:val="28"/>
-        </w:rPr>
-        <w:t>「</w:t>
-      </w:r>
-      <w:r>
-        <w:rPr>
-          <w:rFonts w:hint="eastAsia"/>
-          <w:bCs/>
-          <w:szCs w:val="28"/>
-        </w:rPr>
-        <w:t>津渡</w:t>
-      </w:r>
-      <w:r>
-        <w:rPr>
-          <w:rFonts w:hint="eastAsia"/>
-          <w:bCs/>
-          <w:szCs w:val="28"/>
-        </w:rPr>
-        <w:t>」</w:t>
-      </w:r>
-      <w:r>
-        <w:rPr>
-          <w:rFonts w:hint="eastAsia"/>
-          <w:bCs/>
-          <w:szCs w:val="28"/>
-        </w:rPr>
-        <w:t>。</w:t>
+        <w:t>完美交融，展現了詞人極其深沉的貶謫之痛。</w:t>
       </w:r>
     </w:p>
     <w:p>
       <w:pPr>
-        <w:spacing w:after="0" w:line="440" w:lineRule="exact"/>
+        <w:spacing w:after="0" w:line="420" w:lineRule="exact"/>
         <w:ind w:left="-6" w:right="0" w:hanging="11"/>
+        <w:jc w:val="both"/>
         <w:rPr>
           <w:bCs/>
           <w:szCs w:val="28"/>
@@ -1501,1414 +1086,234 @@
           <w:bCs/>
           <w:szCs w:val="28"/>
         </w:rPr>
-        <w:t>而從時間上來看，上句寫的是</w:t>
-      </w:r>
-      <w:r>
-        <w:rPr>
-          <w:rFonts w:hint="eastAsia"/>
-          <w:bCs/>
-          <w:szCs w:val="28"/>
-        </w:rPr>
-        <w:t>霧濛濛</w:t>
-      </w:r>
-      <w:r>
-        <w:rPr>
-          <w:rFonts w:hint="eastAsia"/>
-          <w:bCs/>
-          <w:szCs w:val="28"/>
-        </w:rPr>
-        <w:t>的月夜，下句時間又倒退到</w:t>
-      </w:r>
-      <w:hyperlink r:id="rId12" w:history="1">
-        <w:r>
-          <w:rPr>
-            <w:rStyle w:val="a7"/>
-            <w:rFonts w:hint="eastAsia"/>
-            <w:bCs/>
-            <w:szCs w:val="28"/>
-          </w:rPr>
-          <w:t>殘陽如血</w:t>
-        </w:r>
-      </w:hyperlink>
-      <w:r>
-        <w:rPr>
-          <w:rFonts w:hint="eastAsia"/>
-          <w:bCs/>
-          <w:szCs w:val="28"/>
-        </w:rPr>
-        <w:t>的黃昏時刻。由此可見，這兩句是實寫詩人不堪客館寂寞，而頭三句則是虛構之景了。這裡詞人運用因情造景的手法，景為情而設，意味深長。</w:t>
-      </w:r>
-      <w:r>
-        <w:rPr>
-          <w:rFonts w:hint="eastAsia"/>
-          <w:bCs/>
-          <w:szCs w:val="28"/>
-        </w:rPr>
-        <w:t>「</w:t>
-      </w:r>
-      <w:r>
-        <w:rPr>
-          <w:rFonts w:hint="eastAsia"/>
-          <w:bCs/>
-          <w:szCs w:val="28"/>
-        </w:rPr>
-        <w:t>樓台</w:t>
-      </w:r>
-      <w:r>
-        <w:rPr>
-          <w:rFonts w:hint="eastAsia"/>
-          <w:bCs/>
-          <w:szCs w:val="28"/>
-        </w:rPr>
-        <w:t>」</w:t>
-      </w:r>
-      <w:r>
-        <w:rPr>
-          <w:rFonts w:hint="eastAsia"/>
-          <w:bCs/>
-          <w:szCs w:val="28"/>
-        </w:rPr>
-        <w:t>令人聯想到的是一種</w:t>
-      </w:r>
-      <w:r>
-        <w:rPr>
-          <w:rFonts w:hint="eastAsia"/>
-          <w:b/>
-          <w:szCs w:val="28"/>
-        </w:rPr>
-        <w:t>巍峨</w:t>
-      </w:r>
-      <w:r>
-        <w:rPr>
-          <w:rFonts w:hint="eastAsia"/>
-          <w:bCs/>
-          <w:szCs w:val="28"/>
-        </w:rPr>
-        <w:t>美好的形象，而如今被漫天的霧吞噬了：</w:t>
-      </w:r>
-      <w:r>
-        <w:rPr>
-          <w:rFonts w:hint="eastAsia"/>
-          <w:bCs/>
-          <w:szCs w:val="28"/>
-        </w:rPr>
-        <w:t>「</w:t>
-      </w:r>
-      <w:r>
-        <w:rPr>
-          <w:rFonts w:hint="eastAsia"/>
-          <w:bCs/>
-          <w:szCs w:val="28"/>
-        </w:rPr>
-        <w:t>津渡</w:t>
-      </w:r>
-      <w:r>
-        <w:rPr>
-          <w:rFonts w:hint="eastAsia"/>
-          <w:bCs/>
-          <w:szCs w:val="28"/>
-        </w:rPr>
-        <w:t>」</w:t>
-      </w:r>
-      <w:r>
-        <w:rPr>
-          <w:rFonts w:hint="eastAsia"/>
-          <w:bCs/>
-          <w:szCs w:val="28"/>
-        </w:rPr>
-        <w:t>可以使人產生指引道路、走出困境的聯想，而如今朦朧夜色中迷失不見了開頭三句，分別下了</w:t>
-      </w:r>
-      <w:r>
-        <w:rPr>
-          <w:rFonts w:hint="eastAsia"/>
-          <w:bCs/>
-          <w:szCs w:val="28"/>
-        </w:rPr>
-        <w:t>「</w:t>
-      </w:r>
-      <w:r>
-        <w:rPr>
-          <w:rFonts w:hint="eastAsia"/>
-          <w:bCs/>
-          <w:szCs w:val="28"/>
-        </w:rPr>
-        <w:t>失</w:t>
-      </w:r>
-      <w:r>
-        <w:rPr>
-          <w:rFonts w:hint="eastAsia"/>
-          <w:bCs/>
-          <w:szCs w:val="28"/>
-        </w:rPr>
-        <w:t>」</w:t>
-      </w:r>
-      <w:r>
-        <w:rPr>
-          <w:rFonts w:hint="eastAsia"/>
-          <w:bCs/>
-          <w:szCs w:val="28"/>
-        </w:rPr>
-        <w:t>、</w:t>
-      </w:r>
-      <w:r>
-        <w:rPr>
-          <w:rFonts w:hint="eastAsia"/>
-          <w:bCs/>
-          <w:szCs w:val="28"/>
-        </w:rPr>
-        <w:t>「</w:t>
-      </w:r>
-      <w:r>
-        <w:rPr>
-          <w:rFonts w:hint="eastAsia"/>
-          <w:bCs/>
-          <w:szCs w:val="28"/>
-        </w:rPr>
-        <w:t>迷</w:t>
-      </w:r>
-      <w:r>
-        <w:rPr>
-          <w:rFonts w:hint="eastAsia"/>
-          <w:bCs/>
-          <w:szCs w:val="28"/>
-        </w:rPr>
-        <w:t>」</w:t>
-      </w:r>
-      <w:r>
-        <w:rPr>
-          <w:rFonts w:hint="eastAsia"/>
-          <w:bCs/>
-          <w:szCs w:val="28"/>
-        </w:rPr>
-        <w:t>、</w:t>
-      </w:r>
-      <w:r>
-        <w:rPr>
-          <w:rFonts w:hint="eastAsia"/>
-          <w:bCs/>
-          <w:szCs w:val="28"/>
-        </w:rPr>
-        <w:t>「</w:t>
-      </w:r>
-      <w:r>
-        <w:rPr>
-          <w:rFonts w:hint="eastAsia"/>
-          <w:bCs/>
-          <w:szCs w:val="28"/>
-        </w:rPr>
-        <w:t>無</w:t>
-      </w:r>
-      <w:r>
-        <w:rPr>
-          <w:rFonts w:hint="eastAsia"/>
-          <w:bCs/>
-          <w:szCs w:val="28"/>
-        </w:rPr>
-        <w:t>」</w:t>
-      </w:r>
-      <w:r>
-        <w:rPr>
-          <w:rFonts w:hint="eastAsia"/>
-          <w:bCs/>
-          <w:szCs w:val="28"/>
-        </w:rPr>
-        <w:t>三個否定詞，接連寫出三種曾經存過或人們的想像中存過的事物的消失，表現了一個屢遭貶謫的失意者的</w:t>
-      </w:r>
-      <w:r>
-        <w:rPr>
-          <w:rFonts w:hint="eastAsia"/>
-          <w:b/>
-          <w:szCs w:val="28"/>
-        </w:rPr>
-        <w:t>悵惘</w:t>
-      </w:r>
-      <w:r>
-        <w:rPr>
-          <w:rFonts w:hint="eastAsia"/>
-          <w:bCs/>
-          <w:szCs w:val="28"/>
-        </w:rPr>
-        <w:t>之情和對前途的</w:t>
-      </w:r>
-      <w:r>
-        <w:rPr>
-          <w:rFonts w:hint="eastAsia"/>
-          <w:b/>
-          <w:szCs w:val="28"/>
-        </w:rPr>
-        <w:t>渺茫</w:t>
-      </w:r>
-      <w:r>
-        <w:rPr>
-          <w:rFonts w:hint="eastAsia"/>
-          <w:bCs/>
-          <w:szCs w:val="28"/>
-        </w:rPr>
-        <w:t>之感。</w:t>
-      </w:r>
-    </w:p>
-    <w:p>
-      <w:pPr>
-        <w:spacing w:after="0" w:line="440" w:lineRule="exact"/>
-        <w:ind w:left="-6" w:right="0" w:hanging="11"/>
-        <w:rPr>
-          <w:bCs/>
-          <w:szCs w:val="28"/>
-        </w:rPr>
-      </w:pPr>
-      <w:r>
-        <w:rPr>
-          <w:rFonts w:hint="eastAsia"/>
-          <w:bCs/>
-          <w:szCs w:val="28"/>
-        </w:rPr>
-        <w:t xml:space="preserve">　　</w:t>
-      </w:r>
-      <w:r>
-        <w:rPr>
-          <w:rFonts w:hint="eastAsia"/>
-          <w:bCs/>
-          <w:szCs w:val="28"/>
-        </w:rPr>
-        <w:t>而</w:t>
-      </w:r>
-      <w:r>
-        <w:rPr>
-          <w:rFonts w:hint="eastAsia"/>
-          <w:bCs/>
-          <w:szCs w:val="28"/>
-        </w:rPr>
-        <w:t>「</w:t>
-      </w:r>
-      <w:r>
-        <w:rPr>
-          <w:rFonts w:hint="eastAsia"/>
-          <w:bCs/>
-          <w:szCs w:val="28"/>
-        </w:rPr>
-        <w:t>可堪孤館閉春寒，杜鵑聲</w:t>
-      </w:r>
-      <w:r>
-        <w:rPr>
-          <w:rFonts w:hint="eastAsia"/>
-          <w:bCs/>
-          <w:szCs w:val="28"/>
-        </w:rPr>
-        <w:t>裡</w:t>
-      </w:r>
-      <w:r>
-        <w:rPr>
-          <w:rFonts w:hint="eastAsia"/>
-          <w:bCs/>
-          <w:szCs w:val="28"/>
-        </w:rPr>
-        <w:t>斜陽暮。</w:t>
-      </w:r>
-      <w:r>
-        <w:rPr>
-          <w:rFonts w:hint="eastAsia"/>
-          <w:bCs/>
-          <w:szCs w:val="28"/>
-        </w:rPr>
-        <w:t>」</w:t>
-      </w:r>
-      <w:r>
-        <w:rPr>
-          <w:rFonts w:hint="eastAsia"/>
-          <w:bCs/>
-          <w:szCs w:val="28"/>
-        </w:rPr>
-        <w:t>兩句則開始正面實寫詞人</w:t>
-      </w:r>
-      <w:bookmarkStart w:id="0" w:name="_Hlk140941999"/>
-      <w:r>
-        <w:rPr>
-          <w:rFonts w:hint="eastAsia"/>
-          <w:b/>
-          <w:szCs w:val="28"/>
-        </w:rPr>
-        <w:t>羈旅</w:t>
-      </w:r>
-      <w:bookmarkEnd w:id="0"/>
-      <w:r>
-        <w:rPr>
-          <w:rFonts w:hint="eastAsia"/>
-          <w:bCs/>
-          <w:szCs w:val="28"/>
-          <w:u w:val="single"/>
-        </w:rPr>
-        <w:t>郴州</w:t>
-      </w:r>
-      <w:r>
-        <w:rPr>
-          <w:rFonts w:hint="eastAsia"/>
-          <w:bCs/>
-          <w:szCs w:val="28"/>
-        </w:rPr>
-        <w:t>客館不勝其悲的現實生活。一個</w:t>
-      </w:r>
-      <w:r>
-        <w:rPr>
-          <w:rFonts w:hint="eastAsia"/>
-          <w:bCs/>
-          <w:szCs w:val="28"/>
-        </w:rPr>
-        <w:t>「</w:t>
-      </w:r>
-      <w:r>
-        <w:rPr>
-          <w:rFonts w:hint="eastAsia"/>
-          <w:bCs/>
-          <w:szCs w:val="28"/>
-        </w:rPr>
-        <w:t>館</w:t>
-      </w:r>
-      <w:r>
-        <w:rPr>
-          <w:rFonts w:hint="eastAsia"/>
-          <w:bCs/>
-          <w:szCs w:val="28"/>
-        </w:rPr>
-        <w:t>」</w:t>
-      </w:r>
-      <w:r>
-        <w:rPr>
-          <w:rFonts w:hint="eastAsia"/>
-          <w:bCs/>
-          <w:szCs w:val="28"/>
-        </w:rPr>
-        <w:t>字，已暗示羈旅之愁。說</w:t>
-      </w:r>
-      <w:r>
-        <w:rPr>
-          <w:rFonts w:hint="eastAsia"/>
-          <w:bCs/>
-          <w:szCs w:val="28"/>
-        </w:rPr>
-        <w:t>「</w:t>
-      </w:r>
-      <w:r>
-        <w:rPr>
-          <w:rFonts w:hint="eastAsia"/>
-          <w:bCs/>
-          <w:szCs w:val="28"/>
-        </w:rPr>
-        <w:t>孤館</w:t>
-      </w:r>
-      <w:r>
-        <w:rPr>
-          <w:rFonts w:hint="eastAsia"/>
-          <w:bCs/>
-          <w:szCs w:val="28"/>
-        </w:rPr>
-        <w:t>」</w:t>
-      </w:r>
-      <w:r>
-        <w:rPr>
-          <w:rFonts w:hint="eastAsia"/>
-          <w:bCs/>
-          <w:szCs w:val="28"/>
-        </w:rPr>
-        <w:t>則進一步點明客舍的寂寞和客子的孤單。而這座</w:t>
-      </w:r>
-      <w:r>
-        <w:rPr>
-          <w:rFonts w:hint="eastAsia"/>
-          <w:bCs/>
-          <w:szCs w:val="28"/>
-        </w:rPr>
-        <w:t>「</w:t>
-      </w:r>
-      <w:r>
-        <w:rPr>
-          <w:rFonts w:hint="eastAsia"/>
-          <w:bCs/>
-          <w:szCs w:val="28"/>
-        </w:rPr>
-        <w:t>孤館</w:t>
-      </w:r>
-      <w:r>
-        <w:rPr>
-          <w:rFonts w:hint="eastAsia"/>
-          <w:bCs/>
-          <w:szCs w:val="28"/>
-        </w:rPr>
-        <w:t>」</w:t>
-      </w:r>
-      <w:r>
-        <w:rPr>
-          <w:rFonts w:hint="eastAsia"/>
-          <w:bCs/>
-          <w:szCs w:val="28"/>
-        </w:rPr>
-        <w:t>又緊緊封閉於春寒之中，置身其間的詞人其心情之悽苦就可想而知了。此時此刻，又傳來杜鵑的陣陣悲鳴；那</w:t>
-      </w:r>
-      <w:r>
-        <w:rPr>
-          <w:rFonts w:hint="eastAsia"/>
-          <w:b/>
-          <w:szCs w:val="28"/>
-        </w:rPr>
-        <w:t>慘澹</w:t>
-      </w:r>
-      <w:r>
-        <w:rPr>
-          <w:rFonts w:hint="eastAsia"/>
-          <w:bCs/>
-          <w:szCs w:val="28"/>
-        </w:rPr>
-        <w:t>的夕陽正徐徐西下，這景象益發</w:t>
-      </w:r>
-      <w:r>
-        <w:rPr>
-          <w:rFonts w:hint="eastAsia"/>
-          <w:b/>
-          <w:szCs w:val="28"/>
-        </w:rPr>
-        <w:t>逗引</w:t>
-      </w:r>
-      <w:r>
-        <w:rPr>
-          <w:rFonts w:hint="eastAsia"/>
-          <w:bCs/>
-          <w:szCs w:val="28"/>
-        </w:rPr>
-        <w:t>起詞人無窮的愁緒。杜鵑鳴聲，</w:t>
-      </w:r>
-      <w:r>
-        <w:rPr>
-          <w:rFonts w:hint="eastAsia"/>
-          <w:bCs/>
-          <w:szCs w:val="28"/>
-        </w:rPr>
-        <w:t>在</w:t>
-      </w:r>
-      <w:r>
-        <w:rPr>
-          <w:rFonts w:hint="eastAsia"/>
-          <w:bCs/>
-          <w:szCs w:val="28"/>
-        </w:rPr>
-        <w:t>古典詩詞中常用</w:t>
-      </w:r>
-      <w:r>
-        <w:rPr>
-          <w:rFonts w:hint="eastAsia"/>
-          <w:bCs/>
-          <w:szCs w:val="28"/>
-        </w:rPr>
-        <w:t>來</w:t>
-      </w:r>
-      <w:r>
-        <w:rPr>
-          <w:rFonts w:hint="eastAsia"/>
-          <w:bCs/>
-          <w:szCs w:val="28"/>
-        </w:rPr>
-        <w:t>表</w:t>
-      </w:r>
-      <w:r>
-        <w:rPr>
-          <w:rFonts w:hint="eastAsia"/>
-          <w:bCs/>
-          <w:szCs w:val="28"/>
-        </w:rPr>
-        <w:t>達</w:t>
-      </w:r>
-      <w:r>
-        <w:rPr>
-          <w:rFonts w:hint="eastAsia"/>
-          <w:bCs/>
-          <w:szCs w:val="28"/>
-        </w:rPr>
-        <w:t>遊子歸思的意象。以</w:t>
-      </w:r>
-      <w:r>
-        <w:rPr>
-          <w:rFonts w:hint="eastAsia"/>
-          <w:bCs/>
-          <w:szCs w:val="28"/>
-          <w:u w:val="single"/>
-        </w:rPr>
-        <w:t>少游</w:t>
-      </w:r>
-      <w:r>
-        <w:rPr>
-          <w:rFonts w:hint="eastAsia"/>
-          <w:bCs/>
-          <w:szCs w:val="28"/>
-        </w:rPr>
-        <w:t>一個羈旅之身，所居住的是寂寞孤館，所感受的是料峭春寒，所聽到的是</w:t>
-      </w:r>
-      <w:hyperlink r:id="rId13" w:history="1">
-        <w:r>
-          <w:rPr>
-            <w:rStyle w:val="a7"/>
-            <w:rFonts w:hint="eastAsia"/>
-            <w:bCs/>
-            <w:szCs w:val="28"/>
-          </w:rPr>
-          <w:t>杜鵑啼血</w:t>
-        </w:r>
-      </w:hyperlink>
-      <w:r>
-        <w:rPr>
-          <w:rFonts w:hint="eastAsia"/>
-          <w:bCs/>
-          <w:szCs w:val="28"/>
-        </w:rPr>
-        <w:t>，所見到的是日暮斜陽，此情此境，只能以</w:t>
-      </w:r>
-      <w:r>
-        <w:rPr>
-          <w:rFonts w:hint="eastAsia"/>
-          <w:bCs/>
-          <w:szCs w:val="28"/>
-        </w:rPr>
-        <w:t>「</w:t>
-      </w:r>
-      <w:r>
-        <w:rPr>
-          <w:rFonts w:hint="eastAsia"/>
-          <w:bCs/>
-          <w:szCs w:val="28"/>
-        </w:rPr>
-        <w:t>可堪</w:t>
-      </w:r>
-      <w:r>
-        <w:rPr>
-          <w:rFonts w:hint="eastAsia"/>
-          <w:bCs/>
-          <w:szCs w:val="28"/>
-        </w:rPr>
-        <w:t>」</w:t>
-      </w:r>
-      <w:r>
-        <w:rPr>
-          <w:rFonts w:hint="eastAsia"/>
-          <w:bCs/>
-          <w:szCs w:val="28"/>
-        </w:rPr>
-        <w:t>道之。</w:t>
-      </w:r>
-    </w:p>
-    <w:p>
-      <w:pPr>
-        <w:spacing w:after="0" w:line="440" w:lineRule="exact"/>
-        <w:ind w:left="-6" w:right="0" w:hanging="11"/>
-        <w:rPr>
-          <w:bCs/>
-          <w:szCs w:val="28"/>
-        </w:rPr>
-      </w:pPr>
-      <w:r>
-        <w:rPr>
-          <w:rFonts w:hint="eastAsia"/>
-          <w:bCs/>
-          <w:szCs w:val="28"/>
-        </w:rPr>
-        <w:t xml:space="preserve">　　</w:t>
-      </w:r>
-      <w:r>
-        <w:rPr>
-          <w:rFonts w:hint="eastAsia"/>
-          <w:bCs/>
-          <w:szCs w:val="28"/>
-        </w:rPr>
-        <w:t>「</w:t>
-      </w:r>
-      <w:r>
-        <w:rPr>
-          <w:rFonts w:hint="eastAsia"/>
-          <w:bCs/>
-          <w:szCs w:val="28"/>
-        </w:rPr>
-        <w:t>可堪</w:t>
-      </w:r>
-      <w:r>
-        <w:rPr>
-          <w:rFonts w:hint="eastAsia"/>
-          <w:bCs/>
-          <w:szCs w:val="28"/>
-        </w:rPr>
-        <w:t>」</w:t>
-      </w:r>
-      <w:r>
-        <w:rPr>
-          <w:rFonts w:hint="eastAsia"/>
-          <w:bCs/>
-          <w:szCs w:val="28"/>
-        </w:rPr>
-        <w:t>者，豈堪也，詞人這重重悽厲的氣圍中，又怎能忍受得了呢？</w:t>
-      </w:r>
-      <w:r>
-        <w:rPr>
-          <w:rFonts w:hint="eastAsia"/>
-          <w:b/>
-          <w:szCs w:val="28"/>
-        </w:rPr>
-        <w:t>過片</w:t>
-      </w:r>
-      <w:r>
-        <w:rPr>
-          <w:rFonts w:hint="eastAsia"/>
-          <w:bCs/>
-          <w:szCs w:val="28"/>
-        </w:rPr>
-        <w:t>「</w:t>
-      </w:r>
-      <w:r>
-        <w:rPr>
-          <w:rFonts w:hint="eastAsia"/>
-          <w:bCs/>
-          <w:szCs w:val="28"/>
-        </w:rPr>
-        <w:t>驛寄梅花，魚傳尺素，砌成此恨無重數。</w:t>
-      </w:r>
-      <w:r>
-        <w:rPr>
-          <w:rFonts w:hint="eastAsia"/>
-          <w:bCs/>
-          <w:szCs w:val="28"/>
-        </w:rPr>
-        <w:t>」</w:t>
-      </w:r>
-      <w:r>
-        <w:rPr>
-          <w:rFonts w:hint="eastAsia"/>
-          <w:bCs/>
-          <w:szCs w:val="28"/>
-        </w:rPr>
-        <w:t>連用兩則友人投寄書信的典故，極寫思鄉懷舊之情。</w:t>
-      </w:r>
-      <w:r>
-        <w:rPr>
-          <w:rFonts w:hint="eastAsia"/>
-          <w:bCs/>
-          <w:szCs w:val="28"/>
-          <w:u w:val="single"/>
-        </w:rPr>
-        <w:t>少游</w:t>
-      </w:r>
-      <w:r>
-        <w:rPr>
-          <w:rFonts w:hint="eastAsia"/>
-          <w:bCs/>
-          <w:szCs w:val="28"/>
-        </w:rPr>
-        <w:t>是貶謫之人，北歸無望，親友們的來書和</w:t>
-      </w:r>
-      <w:r>
-        <w:rPr>
-          <w:rFonts w:hint="eastAsia"/>
-          <w:b/>
-          <w:szCs w:val="28"/>
-        </w:rPr>
-        <w:t>饋贈</w:t>
-      </w:r>
-      <w:r>
-        <w:rPr>
-          <w:rFonts w:hint="eastAsia"/>
-          <w:bCs/>
-          <w:szCs w:val="28"/>
-        </w:rPr>
-        <w:t>，實際上並不能給他帶來絲毫</w:t>
-      </w:r>
-      <w:r>
-        <w:rPr>
-          <w:rFonts w:hint="eastAsia"/>
-          <w:b/>
-          <w:szCs w:val="28"/>
-        </w:rPr>
-        <w:t>慰藉</w:t>
-      </w:r>
-      <w:r>
-        <w:rPr>
-          <w:rFonts w:hint="eastAsia"/>
-          <w:bCs/>
-          <w:szCs w:val="28"/>
-        </w:rPr>
-        <w:t>，而只能徒然增加他別恨離愁而已。</w:t>
-      </w:r>
-    </w:p>
-    <w:p>
-      <w:pPr>
-        <w:spacing w:after="0" w:line="440" w:lineRule="exact"/>
-        <w:ind w:left="-6" w:right="0" w:hanging="11"/>
-        <w:rPr>
-          <w:bCs/>
-          <w:spacing w:val="-6"/>
-          <w:szCs w:val="28"/>
-        </w:rPr>
-      </w:pPr>
-      <w:r>
-        <w:rPr>
-          <w:rFonts w:hint="eastAsia"/>
-          <w:bCs/>
-          <w:szCs w:val="28"/>
-        </w:rPr>
-        <w:t xml:space="preserve">　　</w:t>
-      </w:r>
-      <w:r>
-        <w:rPr>
-          <w:rFonts w:hint="eastAsia"/>
-          <w:bCs/>
-          <w:szCs w:val="28"/>
-        </w:rPr>
-        <w:t>因此，書信和饋贈越多，離恨也積得越多，無數</w:t>
-      </w:r>
-      <w:r>
-        <w:rPr>
-          <w:rFonts w:hint="eastAsia"/>
-          <w:bCs/>
-          <w:szCs w:val="28"/>
-        </w:rPr>
-        <w:t>「</w:t>
-      </w:r>
-      <w:r>
-        <w:rPr>
-          <w:rFonts w:hint="eastAsia"/>
-          <w:bCs/>
-          <w:szCs w:val="28"/>
-        </w:rPr>
-        <w:t>梅花</w:t>
-      </w:r>
-      <w:r>
-        <w:rPr>
-          <w:rFonts w:hint="eastAsia"/>
-          <w:bCs/>
-          <w:szCs w:val="28"/>
-        </w:rPr>
-        <w:t>」</w:t>
-      </w:r>
-      <w:r>
-        <w:rPr>
-          <w:rFonts w:hint="eastAsia"/>
-          <w:bCs/>
-          <w:szCs w:val="28"/>
-        </w:rPr>
-        <w:t>和</w:t>
-      </w:r>
-      <w:r>
-        <w:rPr>
-          <w:rFonts w:hint="eastAsia"/>
-          <w:bCs/>
-          <w:szCs w:val="28"/>
-        </w:rPr>
-        <w:t>「</w:t>
-      </w:r>
-      <w:r>
-        <w:rPr>
-          <w:rFonts w:hint="eastAsia"/>
-          <w:bCs/>
-          <w:szCs w:val="28"/>
-        </w:rPr>
-        <w:t>尺素</w:t>
-      </w:r>
-      <w:r>
-        <w:rPr>
-          <w:rFonts w:hint="eastAsia"/>
-          <w:bCs/>
-          <w:szCs w:val="28"/>
-        </w:rPr>
-        <w:t>」</w:t>
-      </w:r>
-      <w:r>
-        <w:rPr>
-          <w:rFonts w:hint="eastAsia"/>
-          <w:bCs/>
-          <w:szCs w:val="28"/>
-        </w:rPr>
-        <w:t>，仿佛堆砌成了</w:t>
-      </w:r>
-      <w:r>
-        <w:rPr>
-          <w:rFonts w:hint="eastAsia"/>
-          <w:bCs/>
-          <w:szCs w:val="28"/>
-        </w:rPr>
-        <w:t>「</w:t>
-      </w:r>
-      <w:r>
-        <w:rPr>
-          <w:rFonts w:hint="eastAsia"/>
-          <w:bCs/>
-          <w:szCs w:val="28"/>
-        </w:rPr>
-        <w:t>無重數</w:t>
-      </w:r>
-      <w:r>
-        <w:rPr>
-          <w:rFonts w:hint="eastAsia"/>
-          <w:bCs/>
-          <w:szCs w:val="28"/>
-        </w:rPr>
-        <w:t>」</w:t>
-      </w:r>
-      <w:r>
-        <w:rPr>
-          <w:rFonts w:hint="eastAsia"/>
-          <w:bCs/>
-          <w:szCs w:val="28"/>
-        </w:rPr>
-        <w:t>的恨。詞人這種感受是很深切的，而這種感受又很難表現，故詞人手法創新，只說</w:t>
-      </w:r>
-      <w:r>
-        <w:rPr>
-          <w:rFonts w:hint="eastAsia"/>
-          <w:bCs/>
-          <w:szCs w:val="28"/>
-        </w:rPr>
-        <w:t>「</w:t>
-      </w:r>
-      <w:r>
-        <w:rPr>
-          <w:rFonts w:hint="eastAsia"/>
-          <w:bCs/>
-          <w:szCs w:val="28"/>
-        </w:rPr>
-        <w:t>砌成此恨無重數</w:t>
-      </w:r>
-      <w:r>
-        <w:rPr>
-          <w:rFonts w:hint="eastAsia"/>
-          <w:bCs/>
-          <w:szCs w:val="28"/>
-        </w:rPr>
-        <w:t>」</w:t>
-      </w:r>
-      <w:r>
-        <w:rPr>
-          <w:rFonts w:hint="eastAsia"/>
-          <w:bCs/>
-          <w:szCs w:val="28"/>
-        </w:rPr>
-        <w:t>。有這一</w:t>
-      </w:r>
-      <w:r>
-        <w:rPr>
-          <w:rFonts w:hint="eastAsia"/>
-          <w:bCs/>
-          <w:szCs w:val="28"/>
-        </w:rPr>
-        <w:t>「</w:t>
-      </w:r>
-      <w:r>
-        <w:rPr>
-          <w:rFonts w:hint="eastAsia"/>
-          <w:bCs/>
-          <w:szCs w:val="28"/>
-        </w:rPr>
-        <w:t>砌</w:t>
-      </w:r>
-      <w:r>
-        <w:rPr>
-          <w:rFonts w:hint="eastAsia"/>
-          <w:bCs/>
-          <w:szCs w:val="28"/>
-        </w:rPr>
-        <w:t>」</w:t>
-      </w:r>
-      <w:r>
-        <w:rPr>
-          <w:rFonts w:hint="eastAsia"/>
-          <w:bCs/>
-          <w:szCs w:val="28"/>
-        </w:rPr>
-        <w:t>字，那一封封書信，一束束梅花，便仿佛成了一塊塊磚石，層層</w:t>
-      </w:r>
-      <w:r>
-        <w:rPr>
-          <w:rFonts w:hint="eastAsia"/>
-          <w:bCs/>
-          <w:szCs w:val="28"/>
-        </w:rPr>
-        <w:t>疊</w:t>
-      </w:r>
-      <w:r>
-        <w:rPr>
-          <w:rFonts w:hint="eastAsia"/>
-          <w:bCs/>
-          <w:szCs w:val="28"/>
-        </w:rPr>
-        <w:t>起，以至於達到</w:t>
-      </w:r>
-      <w:r>
-        <w:rPr>
-          <w:rFonts w:hint="eastAsia"/>
-          <w:bCs/>
-          <w:szCs w:val="28"/>
-        </w:rPr>
-        <w:t>「</w:t>
-      </w:r>
-      <w:r>
-        <w:rPr>
-          <w:rFonts w:hint="eastAsia"/>
-          <w:bCs/>
-          <w:szCs w:val="28"/>
-        </w:rPr>
-        <w:t>無重數</w:t>
-      </w:r>
-      <w:r>
-        <w:rPr>
-          <w:rFonts w:hint="eastAsia"/>
-          <w:bCs/>
-          <w:szCs w:val="28"/>
-        </w:rPr>
-        <w:t>」</w:t>
-      </w:r>
-      <w:r>
-        <w:rPr>
-          <w:rFonts w:hint="eastAsia"/>
-          <w:bCs/>
-          <w:szCs w:val="28"/>
-        </w:rPr>
-        <w:t>的極限。這種寫法，不僅把抽象的微妙的感情形象化，而且也可使人想像詞人心中的積恨也如磚石</w:t>
-      </w:r>
-      <w:r>
-        <w:rPr>
-          <w:rFonts w:hint="eastAsia"/>
-          <w:bCs/>
-          <w:szCs w:val="28"/>
-        </w:rPr>
-        <w:t>疊</w:t>
-      </w:r>
-      <w:r>
-        <w:rPr>
-          <w:rFonts w:hint="eastAsia"/>
-          <w:bCs/>
-          <w:szCs w:val="28"/>
-        </w:rPr>
-        <w:t>成，沉重堅實而又無法消解。</w:t>
-      </w:r>
-      <w:r>
-        <w:rPr>
-          <w:bCs/>
-          <w:szCs w:val="28"/>
-        </w:rPr>
-        <w:br/>
-      </w:r>
-      <w:r>
-        <w:rPr>
-          <w:rFonts w:hint="eastAsia"/>
-          <w:bCs/>
-          <w:szCs w:val="28"/>
-        </w:rPr>
-        <w:t xml:space="preserve">　　</w:t>
-      </w:r>
-      <w:r>
-        <w:rPr>
-          <w:rFonts w:hint="eastAsia"/>
-          <w:bCs/>
-          <w:szCs w:val="28"/>
-        </w:rPr>
-        <w:t>如此深重難排的苦恨中，</w:t>
-      </w:r>
-      <w:bookmarkStart w:id="1" w:name="_Hlk140942960"/>
-      <w:r>
-        <w:rPr>
-          <w:rFonts w:hint="eastAsia"/>
-          <w:b/>
-          <w:szCs w:val="28"/>
-        </w:rPr>
-        <w:t>迸發</w:t>
-      </w:r>
-      <w:bookmarkEnd w:id="1"/>
-      <w:r>
-        <w:rPr>
-          <w:rFonts w:hint="eastAsia"/>
-          <w:bCs/>
-          <w:szCs w:val="28"/>
-        </w:rPr>
-        <w:t>出最後二句：</w:t>
-      </w:r>
-      <w:r>
-        <w:rPr>
-          <w:rFonts w:hint="eastAsia"/>
-          <w:bCs/>
-          <w:szCs w:val="28"/>
-        </w:rPr>
-        <w:t>「</w:t>
-      </w:r>
-      <w:r>
-        <w:rPr>
-          <w:rFonts w:hint="eastAsia"/>
-          <w:bCs/>
-          <w:szCs w:val="28"/>
-        </w:rPr>
-        <w:t>郴江幸自繞郴山，為誰流下瀟湘</w:t>
-      </w:r>
-      <w:r>
-        <w:rPr>
-          <w:rFonts w:hint="eastAsia"/>
-          <w:bCs/>
-          <w:szCs w:val="28"/>
-        </w:rPr>
-        <w:lastRenderedPageBreak/>
-        <w:t>去？</w:t>
-      </w:r>
-      <w:r>
-        <w:rPr>
-          <w:rFonts w:hint="eastAsia"/>
-          <w:bCs/>
-          <w:szCs w:val="28"/>
-        </w:rPr>
-        <w:t>」</w:t>
-      </w:r>
-      <w:r>
-        <w:rPr>
-          <w:rFonts w:hint="eastAsia"/>
-          <w:bCs/>
-          <w:szCs w:val="28"/>
-        </w:rPr>
-        <w:t>從表面上看，這兩句似乎是即景抒情，寫詞人</w:t>
-      </w:r>
-      <w:r>
-        <w:rPr>
-          <w:rFonts w:hint="eastAsia"/>
-          <w:b/>
-          <w:szCs w:val="28"/>
-        </w:rPr>
-        <w:t>縱目</w:t>
-      </w:r>
-      <w:r>
-        <w:rPr>
-          <w:rFonts w:hint="eastAsia"/>
-          <w:bCs/>
-          <w:szCs w:val="28"/>
-          <w:u w:val="single"/>
-        </w:rPr>
-        <w:t>郴江</w:t>
-      </w:r>
-      <w:r>
-        <w:rPr>
-          <w:rFonts w:hint="eastAsia"/>
-          <w:bCs/>
-          <w:szCs w:val="28"/>
-        </w:rPr>
-        <w:t>，抒發遠望懷鄉之思。</w:t>
-      </w:r>
-      <w:r>
-        <w:rPr>
-          <w:rFonts w:hint="eastAsia"/>
-          <w:bCs/>
-          <w:szCs w:val="28"/>
-          <w:u w:val="single"/>
-        </w:rPr>
-        <w:t>郴江</w:t>
-      </w:r>
-      <w:r>
-        <w:rPr>
-          <w:rFonts w:hint="eastAsia"/>
-          <w:bCs/>
-          <w:szCs w:val="28"/>
-        </w:rPr>
-        <w:t>出山後，向北流入</w:t>
-      </w:r>
-      <w:r>
-        <w:rPr>
-          <w:rFonts w:hint="eastAsia"/>
-          <w:bCs/>
-          <w:szCs w:val="28"/>
-          <w:u w:val="single"/>
-        </w:rPr>
-        <w:t>耒水</w:t>
-      </w:r>
-      <w:r>
-        <w:rPr>
-          <w:rFonts w:hint="eastAsia"/>
-          <w:bCs/>
-          <w:szCs w:val="28"/>
-        </w:rPr>
-        <w:t>，又北經</w:t>
-      </w:r>
-      <w:r>
-        <w:rPr>
-          <w:rFonts w:hint="eastAsia"/>
-          <w:bCs/>
-          <w:szCs w:val="28"/>
-          <w:u w:val="single"/>
-        </w:rPr>
-        <w:t>耒陽縣</w:t>
-      </w:r>
-      <w:r>
-        <w:rPr>
-          <w:rFonts w:hint="eastAsia"/>
-          <w:bCs/>
-          <w:szCs w:val="28"/>
-        </w:rPr>
-        <w:t>，至</w:t>
-      </w:r>
-      <w:r>
-        <w:rPr>
-          <w:rFonts w:hint="eastAsia"/>
-          <w:bCs/>
-          <w:szCs w:val="28"/>
-          <w:u w:val="single"/>
-        </w:rPr>
-        <w:t>衡陽</w:t>
-      </w:r>
-      <w:r>
-        <w:rPr>
-          <w:rFonts w:hint="eastAsia"/>
-          <w:bCs/>
-          <w:szCs w:val="28"/>
-        </w:rPr>
-        <w:t>而東流入</w:t>
-      </w:r>
-      <w:r>
-        <w:rPr>
-          <w:rFonts w:hint="eastAsia"/>
-          <w:bCs/>
-          <w:szCs w:val="28"/>
-          <w:u w:val="single"/>
-        </w:rPr>
-        <w:t>瀟水</w:t>
-      </w:r>
-      <w:r>
-        <w:rPr>
-          <w:rFonts w:hint="eastAsia"/>
-          <w:bCs/>
-          <w:szCs w:val="28"/>
-        </w:rPr>
-        <w:t>、</w:t>
-      </w:r>
-      <w:r>
-        <w:rPr>
-          <w:rFonts w:hint="eastAsia"/>
-          <w:bCs/>
-          <w:szCs w:val="28"/>
-          <w:u w:val="single"/>
-        </w:rPr>
-        <w:t>湘江</w:t>
-      </w:r>
-      <w:r>
-        <w:rPr>
-          <w:rFonts w:hint="eastAsia"/>
-          <w:bCs/>
-          <w:szCs w:val="28"/>
-        </w:rPr>
-        <w:t>。但實際上，一經詞人</w:t>
-      </w:r>
-      <w:r>
-        <w:rPr>
-          <w:rFonts w:hint="eastAsia"/>
-          <w:b/>
-          <w:szCs w:val="28"/>
-        </w:rPr>
-        <w:t>點化</w:t>
-      </w:r>
-      <w:r>
-        <w:rPr>
-          <w:rFonts w:hint="eastAsia"/>
-          <w:bCs/>
-          <w:szCs w:val="28"/>
-        </w:rPr>
-        <w:t>，那山山水水都仿佛活了，具有了人的思想感情。這兩句由於分別加入了</w:t>
-      </w:r>
-      <w:r>
-        <w:rPr>
-          <w:rFonts w:hint="eastAsia"/>
-          <w:bCs/>
-          <w:szCs w:val="28"/>
-        </w:rPr>
-        <w:t>「</w:t>
-      </w:r>
-      <w:r>
-        <w:rPr>
-          <w:rFonts w:hint="eastAsia"/>
-          <w:bCs/>
-          <w:szCs w:val="28"/>
-        </w:rPr>
-        <w:t>幸自</w:t>
-      </w:r>
-      <w:r>
-        <w:rPr>
-          <w:rFonts w:hint="eastAsia"/>
-          <w:bCs/>
-          <w:szCs w:val="28"/>
-        </w:rPr>
-        <w:t>」</w:t>
-      </w:r>
-      <w:r>
-        <w:rPr>
-          <w:rFonts w:hint="eastAsia"/>
-          <w:bCs/>
-          <w:szCs w:val="28"/>
-        </w:rPr>
-        <w:t>和</w:t>
-      </w:r>
-      <w:r>
-        <w:rPr>
-          <w:rFonts w:hint="eastAsia"/>
-          <w:bCs/>
-          <w:szCs w:val="28"/>
-        </w:rPr>
-        <w:t>「</w:t>
-      </w:r>
-      <w:r>
-        <w:rPr>
-          <w:rFonts w:hint="eastAsia"/>
-          <w:bCs/>
-          <w:szCs w:val="28"/>
-        </w:rPr>
-        <w:t>為誰</w:t>
-      </w:r>
-      <w:r>
-        <w:rPr>
-          <w:rFonts w:hint="eastAsia"/>
-          <w:bCs/>
-          <w:szCs w:val="28"/>
-        </w:rPr>
-        <w:t>」</w:t>
-      </w:r>
-      <w:r>
-        <w:rPr>
-          <w:rFonts w:hint="eastAsia"/>
-          <w:bCs/>
-          <w:szCs w:val="28"/>
-        </w:rPr>
-        <w:t>兩個字，無情的山水似乎也能聽懂人語，詞人痴痴問詢</w:t>
-      </w:r>
-      <w:r>
-        <w:rPr>
-          <w:rFonts w:hint="eastAsia"/>
-          <w:bCs/>
-          <w:szCs w:val="28"/>
-          <w:u w:val="single"/>
-        </w:rPr>
-        <w:t>郴江</w:t>
-      </w:r>
-      <w:r>
-        <w:rPr>
-          <w:rFonts w:hint="eastAsia"/>
-          <w:bCs/>
-          <w:szCs w:val="28"/>
-        </w:rPr>
-        <w:t>：你本來生活</w:t>
-      </w:r>
-      <w:r>
-        <w:rPr>
-          <w:rFonts w:hint="eastAsia"/>
-          <w:bCs/>
-          <w:szCs w:val="28"/>
-        </w:rPr>
-        <w:t>在</w:t>
-      </w:r>
-      <w:r>
-        <w:rPr>
-          <w:rFonts w:hint="eastAsia"/>
-          <w:bCs/>
-          <w:szCs w:val="28"/>
-        </w:rPr>
-        <w:t>自己的故土，和</w:t>
-      </w:r>
-      <w:r>
-        <w:rPr>
-          <w:rFonts w:hint="eastAsia"/>
-          <w:bCs/>
-          <w:szCs w:val="28"/>
-          <w:u w:val="single"/>
-        </w:rPr>
-        <w:t>郴山</w:t>
-      </w:r>
-      <w:r>
-        <w:rPr>
-          <w:rFonts w:hint="eastAsia"/>
-          <w:bCs/>
-          <w:szCs w:val="28"/>
-        </w:rPr>
-        <w:t>歡聚一起，究竟為了誰而</w:t>
-      </w:r>
-      <w:r>
-        <w:rPr>
-          <w:rFonts w:hint="eastAsia"/>
-          <w:b/>
-          <w:szCs w:val="28"/>
-        </w:rPr>
-        <w:t>竟自</w:t>
-      </w:r>
-      <w:r>
-        <w:rPr>
-          <w:rFonts w:hint="eastAsia"/>
-          <w:bCs/>
-          <w:szCs w:val="28"/>
-        </w:rPr>
-        <w:t>離鄉背井，</w:t>
-      </w:r>
-      <w:r>
-        <w:rPr>
-          <w:rFonts w:hint="eastAsia"/>
-          <w:bCs/>
-          <w:szCs w:val="28"/>
-        </w:rPr>
-        <w:t>「</w:t>
-      </w:r>
-      <w:r>
-        <w:rPr>
-          <w:rFonts w:hint="eastAsia"/>
-          <w:bCs/>
-          <w:szCs w:val="28"/>
-        </w:rPr>
-        <w:t>流下瀟湘去</w:t>
-      </w:r>
-      <w:r>
-        <w:rPr>
-          <w:rFonts w:hint="eastAsia"/>
-          <w:bCs/>
-          <w:szCs w:val="28"/>
-        </w:rPr>
-        <w:t>」</w:t>
-      </w:r>
-      <w:r>
-        <w:rPr>
-          <w:rFonts w:hint="eastAsia"/>
-          <w:bCs/>
-          <w:szCs w:val="28"/>
-        </w:rPr>
-        <w:t>呢？</w:t>
-      </w:r>
-      <w:r>
-        <w:rPr>
-          <w:rFonts w:hint="eastAsia"/>
-          <w:bCs/>
-          <w:szCs w:val="28"/>
-        </w:rPr>
-        <w:t>。</w:t>
-      </w:r>
-      <w:r>
-        <w:rPr>
-          <w:rFonts w:hint="eastAsia"/>
-          <w:bCs/>
-          <w:spacing w:val="-6"/>
-          <w:szCs w:val="28"/>
-        </w:rPr>
-        <w:t>(資料來源：</w:t>
-      </w:r>
-      <w:hyperlink r:id="rId14" w:history="1">
+        <w:t>詞人以「霧失樓台，月迷津渡」起筆，描繪了一幅迷濛幽暗的暮色圖景。濃霧吞沒了樓臺，月光迷失了渡口，不僅是客觀景物，更是詞人政治前途茫然、人生方向失落的象徵。隨後的「桃源望斷無尋處」，借用</w:t>
+      </w:r>
+      <w:hyperlink r:id="rId9" w:history="1">
         <w:r>
           <w:rPr>
             <w:rStyle w:val="a7"/>
             <w:bCs/>
-            <w:spacing w:val="-6"/>
             <w:szCs w:val="28"/>
           </w:rPr>
-          <w:t>https://bit.ly/3Y2NzWS</w:t>
+          <w:t>武陵人尋找世外桃源的典故</w:t>
         </w:r>
       </w:hyperlink>
       <w:r>
         <w:rPr>
           <w:rFonts w:hint="eastAsia"/>
           <w:bCs/>
-          <w:spacing w:val="-6"/>
-          <w:szCs w:val="28"/>
-        </w:rPr>
-        <w:t>)</w:t>
+          <w:szCs w:val="28"/>
+        </w:rPr>
+        <w:t>，暗示心靈的避難所無跡可尋，將那種孤立無援的失落感推向高潮。</w:t>
       </w:r>
     </w:p>
     <w:p>
       <w:pPr>
-        <w:spacing w:beforeLines="100" w:before="240" w:after="0" w:line="440" w:lineRule="exact"/>
+        <w:spacing w:after="0" w:line="420" w:lineRule="exact"/>
+        <w:ind w:left="-6" w:right="0" w:hanging="11"/>
+        <w:jc w:val="both"/>
+        <w:rPr>
+          <w:bCs/>
+          <w:szCs w:val="28"/>
+        </w:rPr>
+      </w:pPr>
+      <w:r>
+        <w:rPr>
+          <w:rFonts w:hint="eastAsia"/>
+          <w:bCs/>
+          <w:szCs w:val="28"/>
+        </w:rPr>
+        <w:t xml:space="preserve">　　</w:t>
+      </w:r>
+      <w:r>
+        <w:rPr>
+          <w:rFonts w:hint="eastAsia"/>
+          <w:bCs/>
+          <w:szCs w:val="28"/>
+        </w:rPr>
+        <w:t>「可堪孤館閉春寒，杜鵑聲裡斜陽暮」一句，從空間的封閉轉入感官的深化。「孤館</w:t>
+      </w:r>
+      <w:r>
+        <w:rPr>
+          <w:bCs/>
+          <w:szCs w:val="28"/>
+        </w:rPr>
+        <w:br/>
+      </w:r>
+      <w:r>
+        <w:rPr>
+          <w:rFonts w:hint="eastAsia"/>
+          <w:bCs/>
+          <w:szCs w:val="28"/>
+        </w:rPr>
+        <w:t>」點明貶所的冷清，「春寒」固然襲人，而「閉」字更顯</w:t>
+      </w:r>
+      <w:r>
+        <w:rPr>
+          <w:rFonts w:hint="eastAsia"/>
+          <w:b/>
+          <w:szCs w:val="28"/>
+        </w:rPr>
+        <w:t>禁錮</w:t>
+      </w:r>
+      <w:r>
+        <w:rPr>
+          <w:rFonts w:hint="eastAsia"/>
+          <w:bCs/>
+          <w:szCs w:val="28"/>
+        </w:rPr>
+        <w:t>之感。在杜鵑鳥淒厲的啼鳴與西沉的殘陽交織中，日復一日的囚徒般生活令人窒息。杜鵑在傳統文化中象徵哀怨與悲情，其聲更襯托出詞人內心無處訴說的孤寂。</w:t>
+      </w:r>
+    </w:p>
+    <w:p>
+      <w:pPr>
+        <w:spacing w:after="0" w:line="420" w:lineRule="exact"/>
+        <w:ind w:left="-6" w:right="0" w:hanging="11"/>
+        <w:jc w:val="both"/>
+        <w:rPr>
+          <w:bCs/>
+          <w:szCs w:val="28"/>
+        </w:rPr>
+      </w:pPr>
+      <w:r>
+        <w:rPr>
+          <w:rFonts w:hint="eastAsia"/>
+          <w:bCs/>
+          <w:szCs w:val="28"/>
+        </w:rPr>
+        <w:t xml:space="preserve">　　</w:t>
+      </w:r>
+      <w:r>
+        <w:rPr>
+          <w:rFonts w:hint="eastAsia"/>
+          <w:bCs/>
+          <w:szCs w:val="28"/>
+        </w:rPr>
+        <w:t>下片</w:t>
+      </w:r>
+      <w:r>
+        <w:rPr>
+          <w:rFonts w:hint="eastAsia"/>
+          <w:b/>
+          <w:szCs w:val="28"/>
+        </w:rPr>
+        <w:t>化用典故</w:t>
+      </w:r>
+      <w:r>
+        <w:rPr>
+          <w:rFonts w:hint="eastAsia"/>
+          <w:bCs/>
+          <w:szCs w:val="28"/>
+        </w:rPr>
+        <w:t>，「驛寄梅花，魚傳尺素」表達了對親友音訊的殷切期盼，然而現實卻是音信全無。這種強烈的期盼與落空，直接催生了「砌成此恨無重數」的浩嘆。「砌」字極具動態感與立體感，將抽象的離愁別恨化為有形的實體，層層疊疊堆積在心頭，令人透不過氣。</w:t>
+      </w:r>
+    </w:p>
+    <w:p>
+      <w:pPr>
+        <w:spacing w:after="0" w:line="420" w:lineRule="exact"/>
+        <w:ind w:left="-6" w:right="0" w:hanging="11"/>
+        <w:jc w:val="both"/>
+        <w:rPr>
+          <w:bCs/>
+          <w:szCs w:val="28"/>
+        </w:rPr>
+      </w:pPr>
+      <w:r>
+        <w:rPr>
+          <w:rFonts w:hint="eastAsia"/>
+          <w:bCs/>
+          <w:szCs w:val="28"/>
+        </w:rPr>
+        <w:t xml:space="preserve">　　</w:t>
+      </w:r>
+      <w:r>
+        <w:rPr>
+          <w:rFonts w:hint="eastAsia"/>
+          <w:bCs/>
+          <w:szCs w:val="28"/>
+        </w:rPr>
+        <w:t>結尾「郴江幸自繞郴山，為誰流下瀟湘去」為全詞之警策。郴江本可安穩地環繞郴山，卻偏要向外流去，奔向瀟湘。這既是景物的真實寫照，也是詞人命運的寫照——自己如同郴江，本可</w:t>
+      </w:r>
+      <w:r>
+        <w:rPr>
+          <w:rFonts w:hint="eastAsia"/>
+          <w:b/>
+          <w:szCs w:val="28"/>
+        </w:rPr>
+        <w:t>偏安一隅</w:t>
+      </w:r>
+      <w:r>
+        <w:rPr>
+          <w:rFonts w:hint="eastAsia"/>
+          <w:bCs/>
+          <w:szCs w:val="28"/>
+        </w:rPr>
+        <w:t>，卻身不由己地被捲入政治</w:t>
+      </w:r>
+      <w:r>
+        <w:rPr>
+          <w:rFonts w:hint="eastAsia"/>
+          <w:b/>
+          <w:szCs w:val="28"/>
+        </w:rPr>
+        <w:t>漩渦</w:t>
+      </w:r>
+      <w:r>
+        <w:rPr>
+          <w:rFonts w:hint="eastAsia"/>
+          <w:bCs/>
+          <w:szCs w:val="28"/>
+        </w:rPr>
+        <w:t>，流落異鄉。這種無奈與哀怨，借水抒情，餘韻無窮。</w:t>
+      </w:r>
+    </w:p>
+    <w:p>
+      <w:pPr>
+        <w:spacing w:after="0" w:line="420" w:lineRule="exact"/>
+        <w:ind w:left="-6" w:right="0" w:hanging="11"/>
+        <w:jc w:val="both"/>
+        <w:rPr>
+          <w:bCs/>
+          <w:spacing w:val="-6"/>
+          <w:szCs w:val="28"/>
+        </w:rPr>
+      </w:pPr>
+      <w:r>
+        <w:rPr>
+          <w:rFonts w:hint="eastAsia"/>
+          <w:bCs/>
+          <w:szCs w:val="28"/>
+        </w:rPr>
+        <w:t xml:space="preserve">　　</w:t>
+      </w:r>
+      <w:r>
+        <w:rPr>
+          <w:rFonts w:hint="eastAsia"/>
+          <w:bCs/>
+          <w:szCs w:val="28"/>
+        </w:rPr>
+        <w:t>全詞景隨情遷，情因景生，將宏大的孤獨感凝聚於迷濛的煙雨與流轉的江水之中，堪稱情景交融、</w:t>
+      </w:r>
+      <w:r>
+        <w:rPr>
+          <w:rFonts w:hint="eastAsia"/>
+          <w:b/>
+          <w:szCs w:val="28"/>
+        </w:rPr>
+        <w:t>形神兼備</w:t>
+      </w:r>
+      <w:r>
+        <w:rPr>
+          <w:rFonts w:hint="eastAsia"/>
+          <w:bCs/>
+          <w:szCs w:val="28"/>
+        </w:rPr>
+        <w:t>的文學瑰寶。</w:t>
+      </w:r>
+    </w:p>
+    <w:p>
+      <w:pPr>
+        <w:spacing w:beforeLines="50" w:before="120" w:after="0" w:line="440" w:lineRule="exact"/>
         <w:ind w:left="-6" w:right="0" w:hanging="11"/>
         <w:rPr>
           <w:bCs/>
@@ -2934,49 +1339,42 @@
           <w:ilvl w:val="0"/>
           <w:numId w:val="1"/>
         </w:numPr>
-        <w:spacing w:after="0" w:line="440" w:lineRule="exact"/>
-        <w:ind w:leftChars="0" w:right="0"/>
-        <w:rPr>
-          <w:szCs w:val="28"/>
-        </w:rPr>
-      </w:pPr>
-      <w:r>
-        <w:rPr>
-          <w:rFonts w:hint="eastAsia"/>
-          <w:szCs w:val="28"/>
-        </w:rPr>
-        <w:t>羅織</w:t>
-      </w:r>
-      <w:r>
-        <w:rPr>
-          <w:rFonts w:hint="eastAsia"/>
-          <w:szCs w:val="28"/>
-        </w:rPr>
-        <w:t>：</w:t>
-      </w:r>
-      <w:r>
-        <w:rPr>
-          <w:rFonts w:hint="eastAsia"/>
-          <w:szCs w:val="28"/>
-        </w:rPr>
-        <w:t>虛構罪狀，陷害無辜。</w:t>
-      </w:r>
-    </w:p>
-    <w:p>
-      <w:pPr>
-        <w:pStyle w:val="a9"/>
-        <w:spacing w:after="0" w:line="440" w:lineRule="exact"/>
-        <w:ind w:leftChars="0" w:right="0" w:firstLine="0"/>
-        <w:rPr>
-          <w:szCs w:val="28"/>
-        </w:rPr>
-      </w:pPr>
-      <w:r>
-        <w:rPr>
-          <w:rFonts w:hint="eastAsia"/>
-          <w:szCs w:val="28"/>
-        </w:rPr>
-        <w:t>【例】他為了達到篡位的目的，不惜羅織罪名陷害忠良，來剷除異已。</w:t>
+        <w:spacing w:after="0" w:line="400" w:lineRule="exact"/>
+        <w:ind w:leftChars="0" w:left="284" w:right="0" w:hanging="284"/>
+        <w:jc w:val="both"/>
+        <w:rPr>
+          <w:szCs w:val="28"/>
+        </w:rPr>
+      </w:pPr>
+      <w:r>
+        <w:rPr>
+          <w:rFonts w:hint="eastAsia"/>
+          <w:spacing w:val="-6"/>
+          <w:szCs w:val="28"/>
+        </w:rPr>
+        <w:t>羅織：</w:t>
+      </w:r>
+      <w:r>
+        <w:rPr>
+          <w:spacing w:val="-6"/>
+          <w:szCs w:val="28"/>
+        </w:rPr>
+        <w:t>原意為採集絲織品；引申為收集、組織，或指居心叵測地捏造罪名、陷害無辜</w:t>
+      </w:r>
+      <w:r>
+        <w:rPr>
+          <w:rFonts w:hint="eastAsia"/>
+          <w:spacing w:val="-6"/>
+          <w:szCs w:val="28"/>
+        </w:rPr>
+        <w:t>。</w:t>
+      </w:r>
+      <w:r>
+        <w:rPr>
+          <w:spacing w:val="-6"/>
+          <w:szCs w:val="28"/>
+        </w:rPr>
+        <w:t>指有心人士為了達到政治鬥爭或迫害目的，利用權力或手段憑空製造證據、陷害忠良。</w:t>
       </w:r>
     </w:p>
     <w:p>
@@ -2986,18 +1384,18 @@
           <w:ilvl w:val="0"/>
           <w:numId w:val="1"/>
         </w:numPr>
-        <w:spacing w:after="0" w:line="440" w:lineRule="exact"/>
-        <w:ind w:leftChars="0" w:right="0"/>
-        <w:rPr>
-          <w:szCs w:val="28"/>
-        </w:rPr>
-      </w:pPr>
-      <w:r>
-        <w:rPr>
-          <w:rFonts w:hint="eastAsia"/>
-          <w:szCs w:val="28"/>
-        </w:rPr>
-        <w:t>官爵</w:t>
+        <w:spacing w:after="0" w:line="400" w:lineRule="exact"/>
+        <w:ind w:leftChars="0" w:left="284" w:right="0" w:hanging="284"/>
+        <w:jc w:val="both"/>
+        <w:rPr>
+          <w:szCs w:val="28"/>
+        </w:rPr>
+      </w:pPr>
+      <w:r>
+        <w:rPr>
+          <w:szCs w:val="28"/>
+        </w:rPr>
+        <w:t>孤憤</w:t>
       </w:r>
       <w:r>
         <w:rPr>
@@ -3008,10 +1406,9 @@
       </w:r>
       <w:r>
         <w:rPr>
-          <w:rFonts w:hint="eastAsia"/>
-          <w:szCs w:val="28"/>
-        </w:rPr>
-        <w:t>官階和爵位。</w:t>
+          <w:szCs w:val="28"/>
+        </w:rPr>
+        <w:t>因孤立無援而產生的憤慨與鬱悶之情。指個人空懷抱負、忠誠卻不被理解，甚至遭受排擠與打壓，在孤獨無依的處境下所累積的悲憤與不平。</w:t>
       </w:r>
     </w:p>
     <w:p>
@@ -3021,18 +1418,18 @@
           <w:ilvl w:val="0"/>
           <w:numId w:val="1"/>
         </w:numPr>
-        <w:spacing w:after="0" w:line="440" w:lineRule="exact"/>
-        <w:ind w:leftChars="0" w:right="0"/>
-        <w:rPr>
-          <w:szCs w:val="28"/>
-        </w:rPr>
-      </w:pPr>
-      <w:r>
-        <w:rPr>
-          <w:rFonts w:hint="eastAsia"/>
-          <w:szCs w:val="28"/>
-        </w:rPr>
-        <w:t>俸祿</w:t>
+        <w:spacing w:after="0" w:line="400" w:lineRule="exact"/>
+        <w:ind w:leftChars="0" w:left="284" w:right="0" w:hanging="284"/>
+        <w:jc w:val="both"/>
+        <w:rPr>
+          <w:szCs w:val="28"/>
+        </w:rPr>
+      </w:pPr>
+      <w:r>
+        <w:rPr>
+          <w:szCs w:val="28"/>
+        </w:rPr>
+        <w:t>禁錮</w:t>
       </w:r>
       <w:r>
         <w:rPr>
@@ -3043,17 +1440,9 @@
       </w:r>
       <w:r>
         <w:rPr>
-          <w:rFonts w:hint="eastAsia"/>
-          <w:szCs w:val="28"/>
-        </w:rPr>
-        <w:t>官吏每年或每月所受的財祿</w:t>
-      </w:r>
-      <w:r>
-        <w:rPr>
-          <w:rFonts w:hint="eastAsia"/>
-          <w:szCs w:val="28"/>
-        </w:rPr>
-        <w:t>(指薪俸)</w:t>
+          <w:szCs w:val="28"/>
+        </w:rPr>
+        <w:t>原意為囚禁、限制行動自由；亦指古代官員遭剝奪從政權利的處分</w:t>
       </w:r>
       <w:r>
         <w:rPr>
@@ -3061,6 +1450,12 @@
           <w:szCs w:val="28"/>
         </w:rPr>
         <w:t>。</w:t>
+      </w:r>
+      <w:r>
+        <w:rPr>
+          <w:szCs w:val="28"/>
+        </w:rPr>
+        <w:t>常廣義用來形容思想、言論或精神受到嚴格的束縛與壓制，無法自由伸展。</w:t>
       </w:r>
     </w:p>
     <w:p>
@@ -3070,25 +1465,31 @@
           <w:ilvl w:val="0"/>
           <w:numId w:val="1"/>
         </w:numPr>
-        <w:spacing w:after="0" w:line="440" w:lineRule="exact"/>
-        <w:ind w:leftChars="0" w:right="0"/>
-        <w:rPr>
-          <w:szCs w:val="28"/>
-        </w:rPr>
-      </w:pPr>
-      <w:r>
-        <w:rPr>
-          <w:rFonts w:hint="eastAsia"/>
-          <w:szCs w:val="28"/>
-        </w:rPr>
-        <w:t>淒淒迷迷：</w:t>
-      </w:r>
-      <w:r>
-        <w:rPr>
-          <w:rFonts w:hint="eastAsia"/>
-          <w:szCs w:val="28"/>
-        </w:rPr>
-        <w:t>景物淒涼迷濛。</w:t>
+        <w:spacing w:after="0" w:line="400" w:lineRule="exact"/>
+        <w:ind w:leftChars="0" w:left="284" w:right="0" w:hanging="284"/>
+        <w:jc w:val="both"/>
+        <w:rPr>
+          <w:szCs w:val="28"/>
+        </w:rPr>
+      </w:pPr>
+      <w:r>
+        <w:rPr>
+          <w:szCs w:val="28"/>
+        </w:rPr>
+        <w:t>化用典故</w:t>
+      </w:r>
+      <w:r>
+        <w:rPr>
+          <w:rFonts w:hint="eastAsia"/>
+          <w:szCs w:val="28"/>
+        </w:rPr>
+        <w:t>：</w:t>
+      </w:r>
+      <w:r>
+        <w:rPr>
+          <w:szCs w:val="28"/>
+        </w:rPr>
+        <w:t>指寫作或說話時，不直接引用原有的歷史故事或詩文，而是將其融入自己的創作語境中，轉化為新的意義。</w:t>
       </w:r>
     </w:p>
     <w:p>
@@ -3098,92 +1499,49 @@
           <w:ilvl w:val="0"/>
           <w:numId w:val="1"/>
         </w:numPr>
-        <w:spacing w:after="0" w:line="440" w:lineRule="exact"/>
-        <w:ind w:leftChars="0" w:right="0"/>
-        <w:rPr>
-          <w:szCs w:val="28"/>
-        </w:rPr>
-      </w:pPr>
-      <w:r>
-        <w:rPr>
-          <w:rFonts w:hint="eastAsia"/>
-          <w:szCs w:val="28"/>
-        </w:rPr>
-        <w:t>巍峨</w:t>
-      </w:r>
-      <w:r>
-        <w:rPr>
-          <w:rFonts w:hint="eastAsia"/>
-          <w:szCs w:val="28"/>
-        </w:rPr>
-        <w:t>(</w:t>
-      </w:r>
-      <w:r>
-        <w:rPr>
-          <w:rFonts w:hint="eastAsia"/>
-          <w:color w:val="FF0000"/>
-          <w:sz w:val="16"/>
-          <w:szCs w:val="16"/>
-        </w:rPr>
-        <w:t>ㄨㄟ</w:t>
-      </w:r>
-      <w:r>
-        <w:rPr>
-          <w:rFonts w:hint="eastAsia"/>
-          <w:color w:val="FF0000"/>
-          <w:sz w:val="16"/>
-          <w:szCs w:val="16"/>
-        </w:rPr>
-        <w:t xml:space="preserve">ˊ </w:t>
-      </w:r>
-      <w:r>
-        <w:rPr>
-          <w:rFonts w:hint="eastAsia"/>
-          <w:color w:val="FF0000"/>
-          <w:sz w:val="16"/>
-          <w:szCs w:val="16"/>
-        </w:rPr>
-        <w:t>ㄜ</w:t>
-      </w:r>
-      <w:r>
-        <w:rPr>
-          <w:rFonts w:hint="eastAsia"/>
-          <w:color w:val="FF0000"/>
-          <w:sz w:val="16"/>
-          <w:szCs w:val="16"/>
-        </w:rPr>
-        <w:t>ˊ</w:t>
-      </w:r>
-      <w:r>
-        <w:rPr>
-          <w:rFonts w:hint="eastAsia"/>
-          <w:szCs w:val="28"/>
-        </w:rPr>
-        <w:t>)：</w:t>
-      </w:r>
-      <w:r>
-        <w:rPr>
-          <w:rFonts w:hint="eastAsia"/>
-          <w:szCs w:val="28"/>
-        </w:rPr>
-        <w:t>高大聳立的樣子。</w:t>
-      </w:r>
-    </w:p>
-    <w:p>
-      <w:pPr>
-        <w:pStyle w:val="a9"/>
-        <w:spacing w:after="0" w:line="440" w:lineRule="exact"/>
-        <w:ind w:leftChars="0" w:right="0" w:firstLine="0"/>
-        <w:rPr>
-          <w:szCs w:val="28"/>
-        </w:rPr>
-      </w:pPr>
-      <w:r>
-        <w:rPr>
-          <w:rFonts w:hint="eastAsia"/>
-          <w:szCs w:val="28"/>
-        </w:rPr>
-        <w:t>【例】太行山巍峨綿延，是山西與河北兩省的天然界限。</w:t>
+        <w:spacing w:after="0" w:line="400" w:lineRule="exact"/>
+        <w:ind w:leftChars="0" w:left="284" w:right="0" w:hanging="284"/>
+        <w:jc w:val="both"/>
+        <w:rPr>
+          <w:szCs w:val="28"/>
+        </w:rPr>
+      </w:pPr>
+      <w:r>
+        <w:rPr>
+          <w:szCs w:val="28"/>
+        </w:rPr>
+        <w:t>偏安一隅</w:t>
+      </w:r>
+      <w:r>
+        <w:rPr>
+          <w:rFonts w:hint="eastAsia"/>
+          <w:szCs w:val="28"/>
+        </w:rPr>
+        <w:t>：</w:t>
+      </w:r>
+      <w:r>
+        <w:rPr>
+          <w:szCs w:val="28"/>
+        </w:rPr>
+        <w:t>指國家或政權在局勢動盪、喪失大部分領土後，暫時在某一角落苟且偷安</w:t>
+      </w:r>
+      <w:r>
+        <w:rPr>
+          <w:szCs w:val="28"/>
+        </w:rPr>
+        <w:br/>
+      </w:r>
+      <w:r>
+        <w:rPr>
+          <w:szCs w:val="28"/>
+        </w:rPr>
+        <w:t>、維持政權。</w:t>
+      </w:r>
+      <w:r>
+        <w:rPr>
+          <w:szCs w:val="28"/>
+        </w:rPr>
+        <w:t>形容缺乏遠大志向、不思收復失土，僅滿足於局部的安逸與穩定。</w:t>
       </w:r>
     </w:p>
     <w:p>
@@ -3193,92 +1551,44 @@
           <w:ilvl w:val="0"/>
           <w:numId w:val="1"/>
         </w:numPr>
-        <w:spacing w:after="0" w:line="440" w:lineRule="exact"/>
-        <w:ind w:leftChars="0" w:right="0"/>
-        <w:rPr>
-          <w:szCs w:val="28"/>
-        </w:rPr>
-      </w:pPr>
-      <w:r>
-        <w:rPr>
-          <w:rFonts w:hint="eastAsia"/>
-          <w:szCs w:val="28"/>
-        </w:rPr>
-        <w:t>悵惘</w:t>
-      </w:r>
-      <w:r>
-        <w:rPr>
-          <w:rFonts w:hint="eastAsia"/>
-          <w:szCs w:val="28"/>
-        </w:rPr>
-        <w:t>(</w:t>
-      </w:r>
-      <w:r>
-        <w:rPr>
-          <w:rFonts w:hint="eastAsia"/>
-          <w:color w:val="FF0000"/>
-          <w:sz w:val="16"/>
-          <w:szCs w:val="16"/>
-        </w:rPr>
-        <w:t>ㄔㄤ</w:t>
-      </w:r>
-      <w:r>
-        <w:rPr>
-          <w:rFonts w:hint="eastAsia"/>
-          <w:color w:val="FF0000"/>
-          <w:sz w:val="16"/>
-          <w:szCs w:val="16"/>
-        </w:rPr>
-        <w:t xml:space="preserve">ˋ </w:t>
-      </w:r>
-      <w:r>
-        <w:rPr>
-          <w:rFonts w:hint="eastAsia"/>
-          <w:color w:val="FF0000"/>
-          <w:sz w:val="16"/>
-          <w:szCs w:val="16"/>
-        </w:rPr>
-        <w:t>ㄨㄤ</w:t>
-      </w:r>
-      <w:r>
-        <w:rPr>
-          <w:rFonts w:hint="eastAsia"/>
-          <w:color w:val="FF0000"/>
-          <w:sz w:val="16"/>
-          <w:szCs w:val="16"/>
-        </w:rPr>
-        <w:t>ˇ</w:t>
-      </w:r>
-      <w:r>
-        <w:rPr>
-          <w:rFonts w:hint="eastAsia"/>
-          <w:szCs w:val="28"/>
-        </w:rPr>
-        <w:t>)：</w:t>
-      </w:r>
-      <w:r>
-        <w:rPr>
-          <w:rFonts w:hint="eastAsia"/>
-          <w:szCs w:val="28"/>
-        </w:rPr>
-        <w:t>失意的樣子。</w:t>
-      </w:r>
-    </w:p>
-    <w:p>
-      <w:pPr>
-        <w:pStyle w:val="a9"/>
-        <w:spacing w:after="0" w:line="440" w:lineRule="exact"/>
-        <w:ind w:leftChars="0" w:right="0" w:firstLine="0"/>
-        <w:rPr>
-          <w:szCs w:val="28"/>
-        </w:rPr>
-      </w:pPr>
-      <w:r>
-        <w:rPr>
-          <w:rFonts w:hint="eastAsia"/>
-          <w:szCs w:val="28"/>
-        </w:rPr>
-        <w:t>【例】今日一別，不知何時才能再見，心中不免悵惘。</w:t>
+        <w:spacing w:after="0" w:line="400" w:lineRule="exact"/>
+        <w:ind w:leftChars="0" w:left="284" w:right="0" w:hanging="284"/>
+        <w:jc w:val="both"/>
+        <w:rPr>
+          <w:szCs w:val="28"/>
+        </w:rPr>
+      </w:pPr>
+      <w:r>
+        <w:rPr>
+          <w:szCs w:val="28"/>
+        </w:rPr>
+        <w:t>漩渦</w:t>
+      </w:r>
+      <w:r>
+        <w:rPr>
+          <w:rFonts w:hint="eastAsia"/>
+          <w:szCs w:val="28"/>
+        </w:rPr>
+        <w:t>：</w:t>
+      </w:r>
+      <w:r>
+        <w:rPr>
+          <w:szCs w:val="28"/>
+        </w:rPr>
+        <w:t>水流迴旋形成的渦流；比喻複雜、危險且難以脫身的處境或紛爭</w:t>
+      </w:r>
+      <w:r>
+        <w:rPr>
+          <w:rFonts w:hint="eastAsia"/>
+          <w:szCs w:val="28"/>
+        </w:rPr>
+        <w:t>。</w:t>
+      </w:r>
+      <w:r>
+        <w:rPr>
+          <w:szCs w:val="28"/>
+        </w:rPr>
+        <w:t>強調局勢動盪不安且具有強大吸引力與破壞力，身處其中之人往往身不由己，極易被捲入衝突中心。</w:t>
       </w:r>
     </w:p>
     <w:p>
@@ -3288,111 +1598,18 @@
           <w:ilvl w:val="0"/>
           <w:numId w:val="1"/>
         </w:numPr>
-        <w:spacing w:after="0" w:line="440" w:lineRule="exact"/>
-        <w:ind w:leftChars="0" w:right="0"/>
-        <w:rPr>
-          <w:szCs w:val="28"/>
-        </w:rPr>
-      </w:pPr>
-      <w:r>
-        <w:rPr>
-          <w:rFonts w:hint="eastAsia"/>
-          <w:szCs w:val="28"/>
-        </w:rPr>
-        <w:t>渺茫</w:t>
-      </w:r>
-    </w:p>
-    <w:p>
-      <w:pPr>
-        <w:pStyle w:val="a9"/>
-        <w:numPr>
-          <w:ilvl w:val="0"/>
-          <w:numId w:val="20"/>
-        </w:numPr>
-        <w:spacing w:after="0" w:line="440" w:lineRule="exact"/>
-        <w:ind w:leftChars="0" w:right="0"/>
-        <w:rPr>
-          <w:szCs w:val="28"/>
-        </w:rPr>
-      </w:pPr>
-      <w:r>
-        <w:rPr>
-          <w:rFonts w:hint="eastAsia"/>
-          <w:szCs w:val="28"/>
-        </w:rPr>
-        <w:t>景物遼闊無際，模糊不清的樣子。【例】湖上煙霧渺茫，朦朧中別有一番景色。</w:t>
-      </w:r>
-    </w:p>
-    <w:p>
-      <w:pPr>
-        <w:pStyle w:val="a9"/>
-        <w:numPr>
-          <w:ilvl w:val="0"/>
-          <w:numId w:val="20"/>
-        </w:numPr>
-        <w:spacing w:after="0" w:line="440" w:lineRule="exact"/>
-        <w:ind w:leftChars="0" w:right="0"/>
-        <w:rPr>
-          <w:szCs w:val="28"/>
-        </w:rPr>
-      </w:pPr>
-      <w:r>
-        <w:rPr>
-          <w:rFonts w:hint="eastAsia"/>
-          <w:szCs w:val="28"/>
-        </w:rPr>
-        <w:t>事物的狀況不明而難以預料。【例】自從他出國後，音訊渺茫，不知近況如何？</w:t>
-      </w:r>
-    </w:p>
-    <w:p>
-      <w:pPr>
-        <w:pStyle w:val="a9"/>
-        <w:numPr>
-          <w:ilvl w:val="0"/>
-          <w:numId w:val="1"/>
-        </w:numPr>
-        <w:spacing w:after="0" w:line="440" w:lineRule="exact"/>
-        <w:ind w:leftChars="0" w:right="0"/>
-        <w:rPr>
-          <w:szCs w:val="28"/>
-        </w:rPr>
-      </w:pPr>
-      <w:r>
-        <w:rPr>
-          <w:rFonts w:hint="eastAsia"/>
-          <w:szCs w:val="28"/>
-        </w:rPr>
-        <w:t>羈</w:t>
-      </w:r>
-      <w:r>
-        <w:rPr>
-          <w:rFonts w:hint="eastAsia"/>
-          <w:szCs w:val="28"/>
-        </w:rPr>
-        <w:t>(</w:t>
-      </w:r>
-      <w:r>
-        <w:rPr>
-          <w:rFonts w:hint="eastAsia"/>
-          <w:color w:val="FF0000"/>
-          <w:sz w:val="16"/>
-          <w:szCs w:val="16"/>
-        </w:rPr>
-        <w:t>ㄐㄧ</w:t>
-      </w:r>
-      <w:r>
-        <w:rPr>
-          <w:rFonts w:hint="eastAsia"/>
-          <w:szCs w:val="28"/>
-        </w:rPr>
-        <w:t>)</w:t>
-      </w:r>
-      <w:r>
-        <w:rPr>
-          <w:rFonts w:hint="eastAsia"/>
-          <w:szCs w:val="28"/>
-        </w:rPr>
-        <w:t>旅</w:t>
+        <w:spacing w:after="0" w:line="400" w:lineRule="exact"/>
+        <w:ind w:leftChars="0" w:left="284" w:right="0" w:hanging="284"/>
+        <w:jc w:val="both"/>
+        <w:rPr>
+          <w:szCs w:val="28"/>
+        </w:rPr>
+      </w:pPr>
+      <w:r>
+        <w:rPr>
+          <w:szCs w:val="28"/>
+        </w:rPr>
+        <w:t>形神兼備</w:t>
       </w:r>
       <w:r>
         <w:rPr>
@@ -3403,493 +1620,13 @@
       </w:r>
       <w:r>
         <w:rPr>
-          <w:rFonts w:hint="eastAsia"/>
-          <w:szCs w:val="28"/>
-        </w:rPr>
-        <w:t>寄居他鄉</w:t>
-      </w:r>
-      <w:r>
-        <w:rPr>
-          <w:rFonts w:hint="eastAsia"/>
-          <w:szCs w:val="28"/>
-        </w:rPr>
-        <w:t>；</w:t>
-      </w:r>
-      <w:r>
-        <w:rPr>
-          <w:szCs w:val="28"/>
-        </w:rPr>
-        <w:t>寄身他鄉的旅客。</w:t>
-      </w:r>
-    </w:p>
-    <w:p>
-      <w:pPr>
-        <w:pStyle w:val="a9"/>
-        <w:numPr>
-          <w:ilvl w:val="0"/>
-          <w:numId w:val="1"/>
-        </w:numPr>
-        <w:spacing w:after="0" w:line="440" w:lineRule="exact"/>
-        <w:ind w:leftChars="0" w:right="0"/>
-        <w:rPr>
-          <w:szCs w:val="28"/>
-        </w:rPr>
-      </w:pPr>
-      <w:r>
-        <w:rPr>
-          <w:rFonts w:hint="eastAsia"/>
-          <w:szCs w:val="28"/>
-        </w:rPr>
-        <w:t>慘澹</w:t>
-      </w:r>
-      <w:r>
-        <w:rPr>
-          <w:rFonts w:hint="eastAsia"/>
-          <w:szCs w:val="28"/>
-        </w:rPr>
-        <w:t>(</w:t>
-      </w:r>
-      <w:r>
-        <w:rPr>
-          <w:rFonts w:hint="eastAsia"/>
-          <w:color w:val="FF0000"/>
-          <w:sz w:val="16"/>
-          <w:szCs w:val="16"/>
-        </w:rPr>
-        <w:t>ㄉㄢ</w:t>
-      </w:r>
-      <w:r>
-        <w:rPr>
-          <w:rFonts w:hint="eastAsia"/>
-          <w:color w:val="FF0000"/>
-          <w:sz w:val="16"/>
-          <w:szCs w:val="16"/>
-        </w:rPr>
-        <w:t>ˋ</w:t>
-      </w:r>
-      <w:r>
-        <w:rPr>
-          <w:rFonts w:hint="eastAsia"/>
-          <w:szCs w:val="28"/>
-        </w:rPr>
-        <w:t>)</w:t>
-      </w:r>
-    </w:p>
-    <w:p>
-      <w:pPr>
-        <w:pStyle w:val="a9"/>
-        <w:numPr>
-          <w:ilvl w:val="0"/>
-          <w:numId w:val="21"/>
-        </w:numPr>
-        <w:spacing w:after="0" w:line="440" w:lineRule="exact"/>
-        <w:ind w:leftChars="0" w:right="0"/>
-        <w:rPr>
-          <w:szCs w:val="28"/>
-        </w:rPr>
-      </w:pPr>
-      <w:r>
-        <w:rPr>
-          <w:rFonts w:hint="eastAsia"/>
-          <w:szCs w:val="28"/>
-        </w:rPr>
-        <w:t>暗淡無光。【例】他面帶病容慘澹的一笑，令人為之心酸。</w:t>
-      </w:r>
-    </w:p>
-    <w:p>
-      <w:pPr>
-        <w:pStyle w:val="a9"/>
-        <w:numPr>
-          <w:ilvl w:val="0"/>
-          <w:numId w:val="21"/>
-        </w:numPr>
-        <w:spacing w:after="0" w:line="440" w:lineRule="exact"/>
-        <w:ind w:leftChars="0" w:right="0"/>
-        <w:rPr>
-          <w:szCs w:val="28"/>
-        </w:rPr>
-      </w:pPr>
-      <w:r>
-        <w:rPr>
-          <w:rFonts w:hint="eastAsia"/>
-          <w:szCs w:val="28"/>
-        </w:rPr>
-        <w:t>辛苦。【例】慘澹經營</w:t>
-      </w:r>
-    </w:p>
-    <w:p>
-      <w:pPr>
-        <w:pStyle w:val="a9"/>
-        <w:numPr>
-          <w:ilvl w:val="0"/>
-          <w:numId w:val="1"/>
-        </w:numPr>
-        <w:spacing w:after="0" w:line="440" w:lineRule="exact"/>
-        <w:ind w:leftChars="0" w:right="0"/>
-        <w:rPr>
-          <w:szCs w:val="28"/>
-        </w:rPr>
-      </w:pPr>
-      <w:r>
-        <w:rPr>
-          <w:rFonts w:hint="eastAsia"/>
-          <w:szCs w:val="28"/>
-        </w:rPr>
-        <w:t>逗引</w:t>
-      </w:r>
-      <w:r>
-        <w:rPr>
-          <w:rFonts w:hint="eastAsia"/>
-          <w:szCs w:val="28"/>
-        </w:rPr>
-        <w:t>：</w:t>
-      </w:r>
-      <w:r>
-        <w:rPr>
-          <w:rFonts w:hint="eastAsia"/>
-          <w:szCs w:val="28"/>
-        </w:rPr>
-        <w:t>用言語、行動逗弄人，藉以取樂。如：「他喜歡逗引小孩玩。」</w:t>
-      </w:r>
-    </w:p>
-    <w:p>
-      <w:pPr>
-        <w:pStyle w:val="a9"/>
-        <w:numPr>
-          <w:ilvl w:val="0"/>
-          <w:numId w:val="1"/>
-        </w:numPr>
-        <w:spacing w:after="0" w:line="440" w:lineRule="exact"/>
-        <w:ind w:leftChars="0" w:right="0"/>
-        <w:rPr>
-          <w:szCs w:val="28"/>
-        </w:rPr>
-      </w:pPr>
-      <w:r>
-        <w:rPr>
-          <w:rFonts w:hint="eastAsia"/>
-          <w:szCs w:val="28"/>
-        </w:rPr>
-        <w:t>過片：</w:t>
-      </w:r>
-      <w:r>
-        <w:rPr>
-          <w:rFonts w:hint="eastAsia"/>
-          <w:szCs w:val="28"/>
-        </w:rPr>
-        <w:t>過片，在詞中指從前片轉入後片的部分。過片一般要承上啟下，前後呼應，並且要引出新的意境。過片的寫法有很多種，最常見的是用比喻、象徵、對比、反問等手法來開拓新的境界，使詞意更加深遠。</w:t>
-      </w:r>
-    </w:p>
-    <w:p>
-      <w:pPr>
-        <w:pStyle w:val="a9"/>
-        <w:numPr>
-          <w:ilvl w:val="0"/>
-          <w:numId w:val="1"/>
-        </w:numPr>
-        <w:spacing w:after="0" w:line="440" w:lineRule="exact"/>
-        <w:ind w:leftChars="0" w:right="0"/>
-        <w:rPr>
-          <w:szCs w:val="28"/>
-        </w:rPr>
-      </w:pPr>
-      <w:r>
-        <w:rPr>
-          <w:rFonts w:hint="eastAsia"/>
-          <w:szCs w:val="28"/>
-        </w:rPr>
-        <w:t>饋</w:t>
-      </w:r>
-      <w:r>
-        <w:rPr>
-          <w:rFonts w:hint="eastAsia"/>
-          <w:szCs w:val="28"/>
-        </w:rPr>
-        <w:t>(</w:t>
-      </w:r>
-      <w:r>
-        <w:rPr>
-          <w:rFonts w:hint="eastAsia"/>
-          <w:color w:val="FF0000"/>
-          <w:sz w:val="16"/>
-          <w:szCs w:val="16"/>
-        </w:rPr>
-        <w:t>ㄎㄨㄟ</w:t>
-      </w:r>
-      <w:r>
-        <w:rPr>
-          <w:rFonts w:hint="eastAsia"/>
-          <w:color w:val="FF0000"/>
-          <w:sz w:val="16"/>
-          <w:szCs w:val="16"/>
-        </w:rPr>
-        <w:t>ˋ</w:t>
-      </w:r>
-      <w:r>
-        <w:rPr>
-          <w:rFonts w:hint="eastAsia"/>
-          <w:szCs w:val="28"/>
-        </w:rPr>
-        <w:t>)</w:t>
-      </w:r>
-      <w:r>
-        <w:rPr>
-          <w:rFonts w:hint="eastAsia"/>
-          <w:szCs w:val="28"/>
-        </w:rPr>
-        <w:t>贈</w:t>
-      </w:r>
-      <w:r>
-        <w:rPr>
-          <w:rFonts w:hint="eastAsia"/>
-          <w:szCs w:val="28"/>
-        </w:rPr>
-        <w:t>：贈送禮物。</w:t>
-      </w:r>
-    </w:p>
-    <w:p>
-      <w:pPr>
-        <w:pStyle w:val="a9"/>
-        <w:spacing w:after="0" w:line="440" w:lineRule="exact"/>
-        <w:ind w:leftChars="0" w:right="0" w:firstLine="0"/>
-        <w:rPr>
-          <w:szCs w:val="28"/>
-        </w:rPr>
-      </w:pPr>
-      <w:r>
-        <w:rPr>
-          <w:rFonts w:hint="eastAsia"/>
-          <w:szCs w:val="28"/>
-        </w:rPr>
-        <w:t>【例】公司每逢年節，都饋贈員工禮品，大家都感到溫暖。</w:t>
-      </w:r>
-    </w:p>
-    <w:p>
-      <w:pPr>
-        <w:pStyle w:val="a9"/>
-        <w:numPr>
-          <w:ilvl w:val="0"/>
-          <w:numId w:val="1"/>
-        </w:numPr>
-        <w:spacing w:after="0" w:line="440" w:lineRule="exact"/>
-        <w:ind w:leftChars="0" w:right="0"/>
-        <w:rPr>
-          <w:szCs w:val="28"/>
-        </w:rPr>
-      </w:pPr>
-      <w:r>
-        <w:rPr>
-          <w:rFonts w:hint="eastAsia"/>
-          <w:szCs w:val="28"/>
-        </w:rPr>
-        <w:t>慰藉</w:t>
-      </w:r>
-      <w:r>
-        <w:rPr>
-          <w:rFonts w:hint="eastAsia"/>
-          <w:szCs w:val="28"/>
-        </w:rPr>
-        <w:t>：</w:t>
-      </w:r>
-      <w:r>
-        <w:rPr>
-          <w:rFonts w:hint="eastAsia"/>
-          <w:szCs w:val="28"/>
-        </w:rPr>
-        <w:t>安撫、安慰。</w:t>
-      </w:r>
-    </w:p>
-    <w:p>
-      <w:pPr>
-        <w:pStyle w:val="a9"/>
-        <w:numPr>
-          <w:ilvl w:val="0"/>
-          <w:numId w:val="1"/>
-        </w:numPr>
-        <w:spacing w:after="0" w:line="440" w:lineRule="exact"/>
-        <w:ind w:leftChars="0" w:right="0"/>
-        <w:rPr>
-          <w:szCs w:val="28"/>
-        </w:rPr>
-      </w:pPr>
-      <w:r>
-        <w:rPr>
-          <w:rFonts w:hint="eastAsia"/>
-          <w:szCs w:val="28"/>
-        </w:rPr>
-        <w:t>迸</w:t>
-      </w:r>
-      <w:r>
-        <w:rPr>
-          <w:rFonts w:hint="eastAsia"/>
-          <w:szCs w:val="28"/>
-        </w:rPr>
-        <w:t>(</w:t>
-      </w:r>
-      <w:r>
-        <w:rPr>
-          <w:rFonts w:hint="eastAsia"/>
-          <w:color w:val="FF0000"/>
-          <w:sz w:val="16"/>
-          <w:szCs w:val="16"/>
-        </w:rPr>
-        <w:t>ㄅㄥ</w:t>
-      </w:r>
-      <w:r>
-        <w:rPr>
-          <w:rFonts w:hint="eastAsia"/>
-          <w:color w:val="FF0000"/>
-          <w:sz w:val="16"/>
-          <w:szCs w:val="16"/>
-        </w:rPr>
-        <w:t>ˋ</w:t>
-      </w:r>
-      <w:r>
-        <w:rPr>
-          <w:rFonts w:hint="eastAsia"/>
-          <w:szCs w:val="28"/>
-        </w:rPr>
-        <w:t>)</w:t>
-      </w:r>
-      <w:r>
-        <w:rPr>
-          <w:rFonts w:hint="eastAsia"/>
-          <w:szCs w:val="28"/>
-        </w:rPr>
-        <w:t>發</w:t>
-      </w:r>
-      <w:r>
-        <w:rPr>
-          <w:rFonts w:hint="eastAsia"/>
-          <w:szCs w:val="28"/>
-        </w:rPr>
-        <w:t>：</w:t>
-      </w:r>
-      <w:r>
-        <w:rPr>
-          <w:rFonts w:hint="eastAsia"/>
-          <w:szCs w:val="28"/>
-        </w:rPr>
-        <w:t>由內而外突然冒出而向外四散。</w:t>
-      </w:r>
-    </w:p>
-    <w:p>
-      <w:pPr>
-        <w:pStyle w:val="a9"/>
-        <w:spacing w:after="0" w:line="440" w:lineRule="exact"/>
-        <w:ind w:leftChars="0" w:right="0" w:firstLine="0"/>
-        <w:rPr>
-          <w:szCs w:val="28"/>
-        </w:rPr>
-      </w:pPr>
-      <w:r>
-        <w:rPr>
-          <w:rFonts w:hint="eastAsia"/>
-          <w:szCs w:val="28"/>
-        </w:rPr>
-        <w:t>【例】火紅的木炭在黑夜中不時的迸發出火星。</w:t>
-      </w:r>
-    </w:p>
-    <w:p>
-      <w:pPr>
-        <w:pStyle w:val="a9"/>
-        <w:numPr>
-          <w:ilvl w:val="0"/>
-          <w:numId w:val="1"/>
-        </w:numPr>
-        <w:spacing w:after="0" w:line="440" w:lineRule="exact"/>
-        <w:ind w:leftChars="0" w:right="0"/>
-        <w:rPr>
-          <w:szCs w:val="28"/>
-        </w:rPr>
-      </w:pPr>
-      <w:r>
-        <w:rPr>
-          <w:rFonts w:hint="eastAsia"/>
-          <w:szCs w:val="28"/>
-        </w:rPr>
-        <w:t>縱目</w:t>
-      </w:r>
-      <w:r>
-        <w:rPr>
-          <w:rFonts w:hint="eastAsia"/>
-          <w:szCs w:val="28"/>
-        </w:rPr>
-        <w:t>：極目遠望。</w:t>
-      </w:r>
-    </w:p>
-    <w:p>
-      <w:pPr>
-        <w:pStyle w:val="a9"/>
-        <w:numPr>
-          <w:ilvl w:val="0"/>
-          <w:numId w:val="1"/>
-        </w:numPr>
-        <w:spacing w:after="0" w:line="440" w:lineRule="exact"/>
-        <w:ind w:leftChars="0" w:right="0"/>
-        <w:rPr>
-          <w:szCs w:val="28"/>
-        </w:rPr>
-      </w:pPr>
-      <w:r>
-        <w:rPr>
-          <w:rFonts w:hint="eastAsia"/>
-          <w:szCs w:val="28"/>
-        </w:rPr>
-        <w:t>點化</w:t>
-      </w:r>
-      <w:r>
-        <w:rPr>
-          <w:rFonts w:hint="eastAsia"/>
-          <w:szCs w:val="28"/>
-        </w:rPr>
-        <w:t>：</w:t>
-      </w:r>
-      <w:r>
-        <w:rPr>
-          <w:rFonts w:hint="eastAsia"/>
-          <w:szCs w:val="28"/>
-        </w:rPr>
-        <w:t>指點教化。【例】他腦筋總是轉不過來，需要別人點化一下。</w:t>
-      </w:r>
-    </w:p>
-    <w:p>
-      <w:pPr>
-        <w:pStyle w:val="a9"/>
-        <w:numPr>
-          <w:ilvl w:val="0"/>
-          <w:numId w:val="1"/>
-        </w:numPr>
-        <w:spacing w:after="0" w:line="440" w:lineRule="exact"/>
-        <w:ind w:leftChars="0" w:right="0"/>
-        <w:rPr>
-          <w:szCs w:val="28"/>
-        </w:rPr>
-      </w:pPr>
-      <w:r>
-        <w:rPr>
-          <w:rFonts w:hint="eastAsia"/>
-          <w:szCs w:val="28"/>
-        </w:rPr>
-        <w:t>竟自：</w:t>
-      </w:r>
-      <w:r>
-        <w:rPr>
-          <w:rFonts w:hint="eastAsia"/>
-          <w:szCs w:val="28"/>
-        </w:rPr>
-        <w:t>竟然、居然</w:t>
-      </w:r>
-      <w:r>
-        <w:rPr>
-          <w:rFonts w:hint="eastAsia"/>
-          <w:szCs w:val="28"/>
-        </w:rPr>
-        <w:t>。</w:t>
+          <w:szCs w:val="28"/>
+        </w:rPr>
+        <w:t>指藝術作品或人物表現既有外在形體的逼真，又有內在精神的韻味。指外在描摹與內在靈魂完美結合，達到傳神且生動的境界。</w:t>
       </w:r>
     </w:p>
     <w:sectPr>
-      <w:footerReference w:type="default" r:id="rId15"/>
+      <w:footerReference w:type="default" r:id="rId10"/>
       <w:pgSz w:w="11906" w:h="16838"/>
       <w:pgMar w:top="567" w:right="567" w:bottom="567" w:left="567" w:header="0" w:footer="0" w:gutter="0"/>
       <w:cols w:space="720"/>
@@ -3900,7 +1637,7 @@
 </file>
 
 <file path=word/endnotes.xml><?xml version="1.0" encoding="utf-8"?>
-<w:endnotes xmlns:wpc="http://schemas.microsoft.com/office/word/2010/wordprocessingCanvas" xmlns:cx="http://schemas.microsoft.com/office/drawing/2014/chartex" xmlns:cx1="http://schemas.microsoft.com/office/drawing/2015/9/8/chartex" xmlns:cx2="http://schemas.microsoft.com/office/drawing/2015/10/21/chartex" xmlns:cx3="http://schemas.microsoft.com/office/drawing/2016/5/9/chartex" xmlns:cx4="http://schemas.microsoft.com/office/drawing/2016/5/10/chartex" xmlns:cx5="http://schemas.microsoft.com/office/drawing/2016/5/11/chartex" xmlns:cx6="http://schemas.microsoft.com/office/drawing/2016/5/12/chartex" xmlns:cx7="http://schemas.microsoft.com/office/drawing/2016/5/13/chartex" xmlns:cx8="http://schemas.microsoft.com/office/drawing/2016/5/14/chartex" xmlns:mc="http://schemas.openxmlformats.org/markup-compatibility/2006" xmlns:aink="http://schemas.microsoft.com/office/drawing/2016/ink" xmlns:am3d="http://schemas.microsoft.com/office/drawing/2017/model3d" xmlns:o="urn:schemas-microsoft-com:office:office" xmlns:oel="http://schemas.microsoft.com/office/2019/extlst" xmlns:r="http://schemas.openxmlformats.org/officeDocument/2006/relationships" xmlns:m="http://schemas.openxmlformats.org/officeDocument/2006/math" xmlns:v="urn:schemas-microsoft-com:vml" xmlns:wp14="http://schemas.microsoft.com/office/word/2010/wordprocessingDrawing" xmlns:wp="http://schemas.openxmlformats.org/drawingml/2006/wordprocessingDrawing" xmlns:w10="urn:schemas-microsoft-com:office:word" xmlns:w="http://schemas.openxmlformats.org/wordprocessingml/2006/main" xmlns:w14="http://schemas.microsoft.com/office/word/2010/wordml" xmlns:w15="http://schemas.microsoft.com/office/word/2012/wordml" xmlns:w16cex="http://schemas.microsoft.com/office/word/2018/wordml/cex" xmlns:w16cid="http://schemas.microsoft.com/office/word/2016/wordml/cid" xmlns:w16="http://schemas.microsoft.com/office/word/2018/wordml" xmlns:w16sdtdh="http://schemas.microsoft.com/office/word/2020/wordml/sdtdatahash" xmlns:w16se="http://schemas.microsoft.com/office/word/2015/wordml/symex" xmlns:wpg="http://schemas.microsoft.com/office/word/2010/wordprocessingGroup" xmlns:wpi="http://schemas.microsoft.com/office/word/2010/wordprocessingInk" xmlns:wne="http://schemas.microsoft.com/office/word/2006/wordml" xmlns:wps="http://schemas.microsoft.com/office/word/2010/wordprocessingShape" mc:Ignorable="w14 w15 w16se w16cid w16 w16cex w16sdtdh wp14">
+<w:endnotes xmlns:wpc="http://schemas.microsoft.com/office/word/2010/wordprocessingCanvas" xmlns:cx="http://schemas.microsoft.com/office/drawing/2014/chartex" xmlns:cx1="http://schemas.microsoft.com/office/drawing/2015/9/8/chartex" xmlns:cx2="http://schemas.microsoft.com/office/drawing/2015/10/21/chartex" xmlns:cx3="http://schemas.microsoft.com/office/drawing/2016/5/9/chartex" xmlns:cx4="http://schemas.microsoft.com/office/drawing/2016/5/10/chartex" xmlns:cx5="http://schemas.microsoft.com/office/drawing/2016/5/11/chartex" xmlns:cx6="http://schemas.microsoft.com/office/drawing/2016/5/12/chartex" xmlns:cx7="http://schemas.microsoft.com/office/drawing/2016/5/13/chartex" xmlns:cx8="http://schemas.microsoft.com/office/drawing/2016/5/14/chartex" xmlns:mc="http://schemas.openxmlformats.org/markup-compatibility/2006" xmlns:aink="http://schemas.microsoft.com/office/drawing/2016/ink" xmlns:am3d="http://schemas.microsoft.com/office/drawing/2017/model3d" xmlns:o="urn:schemas-microsoft-com:office:office" xmlns:oel="http://schemas.microsoft.com/office/2019/extlst" xmlns:r="http://schemas.openxmlformats.org/officeDocument/2006/relationships" xmlns:m="http://schemas.openxmlformats.org/officeDocument/2006/math" xmlns:v="urn:schemas-microsoft-com:vml" xmlns:wp14="http://schemas.microsoft.com/office/word/2010/wordprocessingDrawing" xmlns:wp="http://schemas.openxmlformats.org/drawingml/2006/wordprocessingDrawing" xmlns:w10="urn:schemas-microsoft-com:office:word" xmlns:w="http://schemas.openxmlformats.org/wordprocessingml/2006/main" xmlns:w14="http://schemas.microsoft.com/office/word/2010/wordml" xmlns:w15="http://schemas.microsoft.com/office/word/2012/wordml" xmlns:w16cex="http://schemas.microsoft.com/office/word/2018/wordml/cex" xmlns:w16cid="http://schemas.microsoft.com/office/word/2016/wordml/cid" xmlns:w16="http://schemas.microsoft.com/office/word/2018/wordml" xmlns:w16du="http://schemas.microsoft.com/office/word/2023/wordml/word16du" xmlns:w16sdtdh="http://schemas.microsoft.com/office/word/2020/wordml/sdtdatahash" xmlns:w16sdtfl="http://schemas.microsoft.com/office/word/2024/wordml/sdtformatlock" xmlns:w16se="http://schemas.microsoft.com/office/word/2015/wordml/symex" xmlns:wpg="http://schemas.microsoft.com/office/word/2010/wordprocessingGroup" xmlns:wpi="http://schemas.microsoft.com/office/word/2010/wordprocessingInk" xmlns:wne="http://schemas.microsoft.com/office/word/2006/wordml" xmlns:wps="http://schemas.microsoft.com/office/word/2010/wordprocessingShape" mc:Ignorable="w14 w15 w16se w16cid w16 w16cex w16sdtdh w16sdtfl w16du wp14">
   <w:endnote w:type="separator" w:id="-1">
     <w:p>
       <w:pPr>
@@ -3925,7 +1662,7 @@
 </file>
 
 <file path=word/footer1.xml><?xml version="1.0" encoding="utf-8"?>
-<w:ftr xmlns:wpc="http://schemas.microsoft.com/office/word/2010/wordprocessingCanvas" xmlns:cx="http://schemas.microsoft.com/office/drawing/2014/chartex" xmlns:cx1="http://schemas.microsoft.com/office/drawing/2015/9/8/chartex" xmlns:cx2="http://schemas.microsoft.com/office/drawing/2015/10/21/chartex" xmlns:cx3="http://schemas.microsoft.com/office/drawing/2016/5/9/chartex" xmlns:cx4="http://schemas.microsoft.com/office/drawing/2016/5/10/chartex" xmlns:cx5="http://schemas.microsoft.com/office/drawing/2016/5/11/chartex" xmlns:cx6="http://schemas.microsoft.com/office/drawing/2016/5/12/chartex" xmlns:cx7="http://schemas.microsoft.com/office/drawing/2016/5/13/chartex" xmlns:cx8="http://schemas.microsoft.com/office/drawing/2016/5/14/chartex" xmlns:mc="http://schemas.openxmlformats.org/markup-compatibility/2006" xmlns:aink="http://schemas.microsoft.com/office/drawing/2016/ink" xmlns:am3d="http://schemas.microsoft.com/office/drawing/2017/model3d" xmlns:o="urn:schemas-microsoft-com:office:office" xmlns:oel="http://schemas.microsoft.com/office/2019/extlst" xmlns:r="http://schemas.openxmlformats.org/officeDocument/2006/relationships" xmlns:m="http://schemas.openxmlformats.org/officeDocument/2006/math" xmlns:v="urn:schemas-microsoft-com:vml" xmlns:wp14="http://schemas.microsoft.com/office/word/2010/wordprocessingDrawing" xmlns:wp="http://schemas.openxmlformats.org/drawingml/2006/wordprocessingDrawing" xmlns:w10="urn:schemas-microsoft-com:office:word" xmlns:w="http://schemas.openxmlformats.org/wordprocessingml/2006/main" xmlns:w14="http://schemas.microsoft.com/office/word/2010/wordml" xmlns:w15="http://schemas.microsoft.com/office/word/2012/wordml" xmlns:w16cex="http://schemas.microsoft.com/office/word/2018/wordml/cex" xmlns:w16cid="http://schemas.microsoft.com/office/word/2016/wordml/cid" xmlns:w16="http://schemas.microsoft.com/office/word/2018/wordml" xmlns:w16sdtdh="http://schemas.microsoft.com/office/word/2020/wordml/sdtdatahash" xmlns:w16se="http://schemas.microsoft.com/office/word/2015/wordml/symex" xmlns:wpg="http://schemas.microsoft.com/office/word/2010/wordprocessingGroup" xmlns:wpi="http://schemas.microsoft.com/office/word/2010/wordprocessingInk" xmlns:wne="http://schemas.microsoft.com/office/word/2006/wordml" xmlns:wps="http://schemas.microsoft.com/office/word/2010/wordprocessingShape" mc:Ignorable="w14 w15 w16se w16cid w16 w16cex w16sdtdh wp14">
+<w:ftr xmlns:wpc="http://schemas.microsoft.com/office/word/2010/wordprocessingCanvas" xmlns:cx="http://schemas.microsoft.com/office/drawing/2014/chartex" xmlns:cx1="http://schemas.microsoft.com/office/drawing/2015/9/8/chartex" xmlns:cx2="http://schemas.microsoft.com/office/drawing/2015/10/21/chartex" xmlns:cx3="http://schemas.microsoft.com/office/drawing/2016/5/9/chartex" xmlns:cx4="http://schemas.microsoft.com/office/drawing/2016/5/10/chartex" xmlns:cx5="http://schemas.microsoft.com/office/drawing/2016/5/11/chartex" xmlns:cx6="http://schemas.microsoft.com/office/drawing/2016/5/12/chartex" xmlns:cx7="http://schemas.microsoft.com/office/drawing/2016/5/13/chartex" xmlns:cx8="http://schemas.microsoft.com/office/drawing/2016/5/14/chartex" xmlns:mc="http://schemas.openxmlformats.org/markup-compatibility/2006" xmlns:aink="http://schemas.microsoft.com/office/drawing/2016/ink" xmlns:am3d="http://schemas.microsoft.com/office/drawing/2017/model3d" xmlns:o="urn:schemas-microsoft-com:office:office" xmlns:oel="http://schemas.microsoft.com/office/2019/extlst" xmlns:r="http://schemas.openxmlformats.org/officeDocument/2006/relationships" xmlns:m="http://schemas.openxmlformats.org/officeDocument/2006/math" xmlns:v="urn:schemas-microsoft-com:vml" xmlns:wp14="http://schemas.microsoft.com/office/word/2010/wordprocessingDrawing" xmlns:wp="http://schemas.openxmlformats.org/drawingml/2006/wordprocessingDrawing" xmlns:w10="urn:schemas-microsoft-com:office:word" xmlns:w="http://schemas.openxmlformats.org/wordprocessingml/2006/main" xmlns:w14="http://schemas.microsoft.com/office/word/2010/wordml" xmlns:w15="http://schemas.microsoft.com/office/word/2012/wordml" xmlns:w16cex="http://schemas.microsoft.com/office/word/2018/wordml/cex" xmlns:w16cid="http://schemas.microsoft.com/office/word/2016/wordml/cid" xmlns:w16="http://schemas.microsoft.com/office/word/2018/wordml" xmlns:w16du="http://schemas.microsoft.com/office/word/2023/wordml/word16du" xmlns:w16sdtdh="http://schemas.microsoft.com/office/word/2020/wordml/sdtdatahash" xmlns:w16sdtfl="http://schemas.microsoft.com/office/word/2024/wordml/sdtformatlock" xmlns:w16se="http://schemas.microsoft.com/office/word/2015/wordml/symex" xmlns:wpg="http://schemas.microsoft.com/office/word/2010/wordprocessingGroup" xmlns:wpi="http://schemas.microsoft.com/office/word/2010/wordprocessingInk" xmlns:wne="http://schemas.microsoft.com/office/word/2006/wordml" xmlns:wps="http://schemas.microsoft.com/office/word/2010/wordprocessingShape" mc:Ignorable="w14 w15 w16se w16cid w16 w16cex w16sdtdh w16sdtfl w16du wp14">
   <w:sdt>
     <w:sdtPr>
       <w:id w:val="1495451635"/>
@@ -3938,6 +1675,7 @@
       <w:p>
         <w:pPr>
           <w:pStyle w:val="a5"/>
+          <w:ind w:right="-1"/>
           <w:jc w:val="right"/>
         </w:pPr>
         <w:r>
@@ -3991,7 +1729,7 @@
 </file>
 
 <file path=word/footnotes.xml><?xml version="1.0" encoding="utf-8"?>
-<w:footnotes xmlns:wpc="http://schemas.microsoft.com/office/word/2010/wordprocessingCanvas" xmlns:cx="http://schemas.microsoft.com/office/drawing/2014/chartex" xmlns:cx1="http://schemas.microsoft.com/office/drawing/2015/9/8/chartex" xmlns:cx2="http://schemas.microsoft.com/office/drawing/2015/10/21/chartex" xmlns:cx3="http://schemas.microsoft.com/office/drawing/2016/5/9/chartex" xmlns:cx4="http://schemas.microsoft.com/office/drawing/2016/5/10/chartex" xmlns:cx5="http://schemas.microsoft.com/office/drawing/2016/5/11/chartex" xmlns:cx6="http://schemas.microsoft.com/office/drawing/2016/5/12/chartex" xmlns:cx7="http://schemas.microsoft.com/office/drawing/2016/5/13/chartex" xmlns:cx8="http://schemas.microsoft.com/office/drawing/2016/5/14/chartex" xmlns:mc="http://schemas.openxmlformats.org/markup-compatibility/2006" xmlns:aink="http://schemas.microsoft.com/office/drawing/2016/ink" xmlns:am3d="http://schemas.microsoft.com/office/drawing/2017/model3d" xmlns:o="urn:schemas-microsoft-com:office:office" xmlns:oel="http://schemas.microsoft.com/office/2019/extlst" xmlns:r="http://schemas.openxmlformats.org/officeDocument/2006/relationships" xmlns:m="http://schemas.openxmlformats.org/officeDocument/2006/math" xmlns:v="urn:schemas-microsoft-com:vml" xmlns:wp14="http://schemas.microsoft.com/office/word/2010/wordprocessingDrawing" xmlns:wp="http://schemas.openxmlformats.org/drawingml/2006/wordprocessingDrawing" xmlns:w10="urn:schemas-microsoft-com:office:word" xmlns:w="http://schemas.openxmlformats.org/wordprocessingml/2006/main" xmlns:w14="http://schemas.microsoft.com/office/word/2010/wordml" xmlns:w15="http://schemas.microsoft.com/office/word/2012/wordml" xmlns:w16cex="http://schemas.microsoft.com/office/word/2018/wordml/cex" xmlns:w16cid="http://schemas.microsoft.com/office/word/2016/wordml/cid" xmlns:w16="http://schemas.microsoft.com/office/word/2018/wordml" xmlns:w16sdtdh="http://schemas.microsoft.com/office/word/2020/wordml/sdtdatahash" xmlns:w16se="http://schemas.microsoft.com/office/word/2015/wordml/symex" xmlns:wpg="http://schemas.microsoft.com/office/word/2010/wordprocessingGroup" xmlns:wpi="http://schemas.microsoft.com/office/word/2010/wordprocessingInk" xmlns:wne="http://schemas.microsoft.com/office/word/2006/wordml" xmlns:wps="http://schemas.microsoft.com/office/word/2010/wordprocessingShape" mc:Ignorable="w14 w15 w16se w16cid w16 w16cex w16sdtdh wp14">
+<w:footnotes xmlns:wpc="http://schemas.microsoft.com/office/word/2010/wordprocessingCanvas" xmlns:cx="http://schemas.microsoft.com/office/drawing/2014/chartex" xmlns:cx1="http://schemas.microsoft.com/office/drawing/2015/9/8/chartex" xmlns:cx2="http://schemas.microsoft.com/office/drawing/2015/10/21/chartex" xmlns:cx3="http://schemas.microsoft.com/office/drawing/2016/5/9/chartex" xmlns:cx4="http://schemas.microsoft.com/office/drawing/2016/5/10/chartex" xmlns:cx5="http://schemas.microsoft.com/office/drawing/2016/5/11/chartex" xmlns:cx6="http://schemas.microsoft.com/office/drawing/2016/5/12/chartex" xmlns:cx7="http://schemas.microsoft.com/office/drawing/2016/5/13/chartex" xmlns:cx8="http://schemas.microsoft.com/office/drawing/2016/5/14/chartex" xmlns:mc="http://schemas.openxmlformats.org/markup-compatibility/2006" xmlns:aink="http://schemas.microsoft.com/office/drawing/2016/ink" xmlns:am3d="http://schemas.microsoft.com/office/drawing/2017/model3d" xmlns:o="urn:schemas-microsoft-com:office:office" xmlns:oel="http://schemas.microsoft.com/office/2019/extlst" xmlns:r="http://schemas.openxmlformats.org/officeDocument/2006/relationships" xmlns:m="http://schemas.openxmlformats.org/officeDocument/2006/math" xmlns:v="urn:schemas-microsoft-com:vml" xmlns:wp14="http://schemas.microsoft.com/office/word/2010/wordprocessingDrawing" xmlns:wp="http://schemas.openxmlformats.org/drawingml/2006/wordprocessingDrawing" xmlns:w10="urn:schemas-microsoft-com:office:word" xmlns:w="http://schemas.openxmlformats.org/wordprocessingml/2006/main" xmlns:w14="http://schemas.microsoft.com/office/word/2010/wordml" xmlns:w15="http://schemas.microsoft.com/office/word/2012/wordml" xmlns:w16cex="http://schemas.microsoft.com/office/word/2018/wordml/cex" xmlns:w16cid="http://schemas.microsoft.com/office/word/2016/wordml/cid" xmlns:w16="http://schemas.microsoft.com/office/word/2018/wordml" xmlns:w16du="http://schemas.microsoft.com/office/word/2023/wordml/word16du" xmlns:w16sdtdh="http://schemas.microsoft.com/office/word/2020/wordml/sdtdatahash" xmlns:w16sdtfl="http://schemas.microsoft.com/office/word/2024/wordml/sdtformatlock" xmlns:w16se="http://schemas.microsoft.com/office/word/2015/wordml/symex" xmlns:wpg="http://schemas.microsoft.com/office/word/2010/wordprocessingGroup" xmlns:wpi="http://schemas.microsoft.com/office/word/2010/wordprocessingInk" xmlns:wne="http://schemas.microsoft.com/office/word/2006/wordml" xmlns:wps="http://schemas.microsoft.com/office/word/2010/wordprocessingShape" mc:Ignorable="w14 w15 w16se w16cid w16 w16cex w16sdtdh w16sdtfl w16du wp14">
   <w:footnote w:type="separator" w:id="-1">
     <w:p>
       <w:pPr>
@@ -4016,7 +1754,7 @@
 </file>
 
 <file path=word/numbering.xml><?xml version="1.0" encoding="utf-8"?>
-<w:numbering xmlns:wpc="http://schemas.microsoft.com/office/word/2010/wordprocessingCanvas" xmlns:cx="http://schemas.microsoft.com/office/drawing/2014/chartex" xmlns:cx1="http://schemas.microsoft.com/office/drawing/2015/9/8/chartex" xmlns:cx2="http://schemas.microsoft.com/office/drawing/2015/10/21/chartex" xmlns:cx3="http://schemas.microsoft.com/office/drawing/2016/5/9/chartex" xmlns:cx4="http://schemas.microsoft.com/office/drawing/2016/5/10/chartex" xmlns:cx5="http://schemas.microsoft.com/office/drawing/2016/5/11/chartex" xmlns:cx6="http://schemas.microsoft.com/office/drawing/2016/5/12/chartex" xmlns:cx7="http://schemas.microsoft.com/office/drawing/2016/5/13/chartex" xmlns:cx8="http://schemas.microsoft.com/office/drawing/2016/5/14/chartex" xmlns:mc="http://schemas.openxmlformats.org/markup-compatibility/2006" xmlns:aink="http://schemas.microsoft.com/office/drawing/2016/ink" xmlns:am3d="http://schemas.microsoft.com/office/drawing/2017/model3d" xmlns:o="urn:schemas-microsoft-com:office:office" xmlns:oel="http://schemas.microsoft.com/office/2019/extlst" xmlns:r="http://schemas.openxmlformats.org/officeDocument/2006/relationships" xmlns:m="http://schemas.openxmlformats.org/officeDocument/2006/math" xmlns:v="urn:schemas-microsoft-com:vml" xmlns:wp14="http://schemas.microsoft.com/office/word/2010/wordprocessingDrawing" xmlns:wp="http://schemas.openxmlformats.org/drawingml/2006/wordprocessingDrawing" xmlns:w10="urn:schemas-microsoft-com:office:word" xmlns:w="http://schemas.openxmlformats.org/wordprocessingml/2006/main" xmlns:w14="http://schemas.microsoft.com/office/word/2010/wordml" xmlns:w15="http://schemas.microsoft.com/office/word/2012/wordml" xmlns:w16cex="http://schemas.microsoft.com/office/word/2018/wordml/cex" xmlns:w16cid="http://schemas.microsoft.com/office/word/2016/wordml/cid" xmlns:w16="http://schemas.microsoft.com/office/word/2018/wordml" xmlns:w16sdtdh="http://schemas.microsoft.com/office/word/2020/wordml/sdtdatahash" xmlns:w16se="http://schemas.microsoft.com/office/word/2015/wordml/symex" xmlns:wpg="http://schemas.microsoft.com/office/word/2010/wordprocessingGroup" xmlns:wpi="http://schemas.microsoft.com/office/word/2010/wordprocessingInk" xmlns:wne="http://schemas.microsoft.com/office/word/2006/wordml" xmlns:wps="http://schemas.microsoft.com/office/word/2010/wordprocessingShape" mc:Ignorable="w14 w15 w16se w16cid w16 w16cex w16sdtdh wp14">
+<w:numbering xmlns:wpc="http://schemas.microsoft.com/office/word/2010/wordprocessingCanvas" xmlns:cx="http://schemas.microsoft.com/office/drawing/2014/chartex" xmlns:cx1="http://schemas.microsoft.com/office/drawing/2015/9/8/chartex" xmlns:cx2="http://schemas.microsoft.com/office/drawing/2015/10/21/chartex" xmlns:cx3="http://schemas.microsoft.com/office/drawing/2016/5/9/chartex" xmlns:cx4="http://schemas.microsoft.com/office/drawing/2016/5/10/chartex" xmlns:cx5="http://schemas.microsoft.com/office/drawing/2016/5/11/chartex" xmlns:cx6="http://schemas.microsoft.com/office/drawing/2016/5/12/chartex" xmlns:cx7="http://schemas.microsoft.com/office/drawing/2016/5/13/chartex" xmlns:cx8="http://schemas.microsoft.com/office/drawing/2016/5/14/chartex" xmlns:mc="http://schemas.openxmlformats.org/markup-compatibility/2006" xmlns:aink="http://schemas.microsoft.com/office/drawing/2016/ink" xmlns:am3d="http://schemas.microsoft.com/office/drawing/2017/model3d" xmlns:o="urn:schemas-microsoft-com:office:office" xmlns:oel="http://schemas.microsoft.com/office/2019/extlst" xmlns:r="http://schemas.openxmlformats.org/officeDocument/2006/relationships" xmlns:m="http://schemas.openxmlformats.org/officeDocument/2006/math" xmlns:v="urn:schemas-microsoft-com:vml" xmlns:wp14="http://schemas.microsoft.com/office/word/2010/wordprocessingDrawing" xmlns:wp="http://schemas.openxmlformats.org/drawingml/2006/wordprocessingDrawing" xmlns:w10="urn:schemas-microsoft-com:office:word" xmlns:w="http://schemas.openxmlformats.org/wordprocessingml/2006/main" xmlns:w14="http://schemas.microsoft.com/office/word/2010/wordml" xmlns:w15="http://schemas.microsoft.com/office/word/2012/wordml" xmlns:w16cex="http://schemas.microsoft.com/office/word/2018/wordml/cex" xmlns:w16cid="http://schemas.microsoft.com/office/word/2016/wordml/cid" xmlns:w16="http://schemas.microsoft.com/office/word/2018/wordml" xmlns:w16du="http://schemas.microsoft.com/office/word/2023/wordml/word16du" xmlns:w16sdtdh="http://schemas.microsoft.com/office/word/2020/wordml/sdtdatahash" xmlns:w16sdtfl="http://schemas.microsoft.com/office/word/2024/wordml/sdtformatlock" xmlns:w16se="http://schemas.microsoft.com/office/word/2015/wordml/symex" xmlns:wpg="http://schemas.microsoft.com/office/word/2010/wordprocessingGroup" xmlns:wpi="http://schemas.microsoft.com/office/word/2010/wordprocessingInk" xmlns:wne="http://schemas.microsoft.com/office/word/2006/wordml" xmlns:wps="http://schemas.microsoft.com/office/word/2010/wordprocessingShape" mc:Ignorable="w14 w15 w16se w16cid w16 w16cex w16sdtdh w16sdtfl w16du wp14">
   <w:abstractNum w:abstractNumId="0" w15:restartNumberingAfterBreak="0">
     <w:nsid w:val="05E96A11"/>
     <w:multiLevelType w:val="hybridMultilevel"/>
@@ -6411,7 +4149,7 @@
 </file>
 
 <file path=word/styles.xml><?xml version="1.0" encoding="utf-8"?>
-<w:styles xmlns:mc="http://schemas.openxmlformats.org/markup-compatibility/2006" xmlns:r="http://schemas.openxmlformats.org/officeDocument/2006/relationships" xmlns:w="http://schemas.openxmlformats.org/wordprocessingml/2006/main" xmlns:w14="http://schemas.microsoft.com/office/word/2010/wordml" xmlns:w15="http://schemas.microsoft.com/office/word/2012/wordml" xmlns:w16cex="http://schemas.microsoft.com/office/word/2018/wordml/cex" xmlns:w16cid="http://schemas.microsoft.com/office/word/2016/wordml/cid" xmlns:w16="http://schemas.microsoft.com/office/word/2018/wordml" xmlns:w16sdtdh="http://schemas.microsoft.com/office/word/2020/wordml/sdtdatahash" xmlns:w16se="http://schemas.microsoft.com/office/word/2015/wordml/symex" mc:Ignorable="w14 w15 w16se w16cid w16 w16cex w16sdtdh">
+<w:styles xmlns:mc="http://schemas.openxmlformats.org/markup-compatibility/2006" xmlns:r="http://schemas.openxmlformats.org/officeDocument/2006/relationships" xmlns:w="http://schemas.openxmlformats.org/wordprocessingml/2006/main" xmlns:w14="http://schemas.microsoft.com/office/word/2010/wordml" xmlns:w15="http://schemas.microsoft.com/office/word/2012/wordml" xmlns:w16cex="http://schemas.microsoft.com/office/word/2018/wordml/cex" xmlns:w16cid="http://schemas.microsoft.com/office/word/2016/wordml/cid" xmlns:w16="http://schemas.microsoft.com/office/word/2018/wordml" xmlns:w16du="http://schemas.microsoft.com/office/word/2023/wordml/word16du" xmlns:w16sdtdh="http://schemas.microsoft.com/office/word/2020/wordml/sdtdatahash" xmlns:w16sdtfl="http://schemas.microsoft.com/office/word/2024/wordml/sdtformatlock" xmlns:w16se="http://schemas.microsoft.com/office/word/2015/wordml/symex" mc:Ignorable="w14 w15 w16se w16cid w16 w16cex w16sdtdh w16sdtfl w16du">
   <w:docDefaults>
     <w:rPrDefault>
       <w:rPr>
